--- a/downloads/student/ai-4-week-01.docx
+++ b/downloads/student/ai-4-week-01.docx
@@ -1946,6 +1946,16 @@
     <w:p>
       <w:r>
         <w:t>Two invented test leaves cannot establish useful real-world plant classification.</w:t>
+      </w:r>
+    </w:p>
+    <w:p>
+      <w:r>
+        <w:t>Read the labelled picture: Should the team silently retune on the changed test? Point to the relevant step in the picture, then write the changed result and the rule or evidence that supports it.</w:t>
+      </w:r>
+    </w:p>
+    <w:p>
+      <w:r>
+        <w:t>Change one thing: The fresh width-6 leaf is actually healthy. Predict the result before checking the explanation. What remains the same?</w:t>
       </w:r>
     </w:p>
     <w:p>
@@ -3811,6 +3821,187 @@
     <w:p>
       <w:r>
         <w:t>Attempt the independent case before hints. Record whether you worked alone, used a hint or followed a model. After feedback, fix the first unsupported step and explain why it changed. A later check uses a changed case, not a copied answer.</w:t>
+      </w:r>
+    </w:p>
+    <w:p>
+      <w:pPr>
+        <w:pStyle w:val="Heading1"/>
+      </w:pPr>
+      <w:r>
+        <w:t>15. Your lesson route</w:t>
+      </w:r>
+    </w:p>
+    <w:p>
+      <w:r>
+        <w:t>Start with this question: Follow one complete plant-classifier lifecycle without tuning on the final test.</w:t>
+      </w:r>
+    </w:p>
+    <w:tbl>
+      <w:tblPr>
+        <w:tblStyle w:val="LightShading-Accent1"/>
+        <w:tblW w:type="auto" w:w="0"/>
+        <w:tblLook w:firstColumn="1" w:firstRow="1" w:lastColumn="0" w:lastRow="0" w:noHBand="0" w:noVBand="1" w:val="04A0"/>
+      </w:tblPr>
+      <w:tblGrid>
+        <w:gridCol w:w="5112"/>
+        <w:gridCol w:w="5112"/>
+      </w:tblGrid>
+      <w:tr>
+        <w:trPr>
+          <w:tblHeader/>
+        </w:trPr>
+        <w:tc>
+          <w:tcPr>
+            <w:tcW w:type="dxa" w:w="5112"/>
+          </w:tcPr>
+          <w:p>
+            <w:r>
+              <w:t>By the end, I can</w:t>
+            </w:r>
+          </w:p>
+        </w:tc>
+        <w:tc>
+          <w:tcPr>
+            <w:tcW w:type="dxa" w:w="5112"/>
+          </w:tcPr>
+          <w:p>
+            <w:r>
+              <w:t>How I will show it</w:t>
+            </w:r>
+          </w:p>
+        </w:tc>
+      </w:tr>
+      <w:tr>
+        <w:tc>
+          <w:tcPr>
+            <w:tcW w:type="dxa" w:w="5112"/>
+          </w:tcPr>
+          <w:p>
+            <w:r>
+              <w:t>Distinguish fitting a rule from applying a fixed rule</w:t>
+            </w:r>
+          </w:p>
+        </w:tc>
+        <w:tc>
+          <w:tcPr>
+            <w:tcW w:type="dxa" w:w="5112"/>
+          </w:tcPr>
+          <w:p>
+            <w:r>
+              <w:t>Explain the deciding step, show a trace or test, and state one limit.</w:t>
+            </w:r>
+          </w:p>
+        </w:tc>
+      </w:tr>
+      <w:tr>
+        <w:tc>
+          <w:tcPr>
+            <w:tcW w:type="dxa" w:w="5112"/>
+          </w:tcPr>
+          <w:p>
+            <w:r>
+              <w:t>Trace a small learning lifecycle with separate data</w:t>
+            </w:r>
+          </w:p>
+        </w:tc>
+        <w:tc>
+          <w:tcPr>
+            <w:tcW w:type="dxa" w:w="5112"/>
+          </w:tcPr>
+          <w:p>
+            <w:r>
+              <w:t>Explain the deciding step, show a trace or test, and state one limit.</w:t>
+            </w:r>
+          </w:p>
+        </w:tc>
+      </w:tr>
+      <w:tr>
+        <w:tc>
+          <w:tcPr>
+            <w:tcW w:type="dxa" w:w="5112"/>
+          </w:tcPr>
+          <w:p>
+            <w:r>
+              <w:t>Report test evidence with its limits</w:t>
+            </w:r>
+          </w:p>
+        </w:tc>
+        <w:tc>
+          <w:tcPr>
+            <w:tcW w:type="dxa" w:w="5112"/>
+          </w:tcPr>
+          <w:p>
+            <w:r>
+              <w:t>Explain the deciding step, show a trace or test, and state one limit.</w:t>
+            </w:r>
+          </w:p>
+        </w:tc>
+      </w:tr>
+    </w:tbl>
+    <w:p>
+      <w:r>
+        <w:t>Remember → watch and explain → try with help → investigate → try independently → keep project evidence. Your teacher may spread this lesson across several classes.</w:t>
+      </w:r>
+    </w:p>
+    <w:p>
+      <w:r>
+        <w:t>Keep your first prediction. Compare it with what the evidence shows and explain any change.</w:t>
+      </w:r>
+    </w:p>
+    <w:p>
+      <w:pPr>
+        <w:pStyle w:val="Heading1"/>
+      </w:pPr>
+      <w:r>
+        <w:t>16. Finish and return</w:t>
+      </w:r>
+    </w:p>
+    <w:p>
+      <w:r>
+        <w:t>Close your notes. Explain this goal in your own words: Distinguish fitting a rule from applying a fixed rule</w:t>
+      </w:r>
+    </w:p>
+    <w:p>
+      <w:pPr>
+        <w:pStyle w:val="Heading3"/>
+      </w:pPr>
+      <w:r>
+        <w:t>My deciding step, evidence and one remaining question</w:t>
+      </w:r>
+    </w:p>
+    <w:p>
+      <w:r>
+        <w:t>________________________________________________________________</w:t>
+      </w:r>
+    </w:p>
+    <w:p>
+      <w:r>
+        <w:t>________________________________________________________________</w:t>
+      </w:r>
+    </w:p>
+    <w:p>
+      <w:r>
+        <w:t>________________________________________________________________</w:t>
+      </w:r>
+    </w:p>
+    <w:p>
+      <w:r>
+        <w:t>________________________________________________________________</w:t>
+      </w:r>
+    </w:p>
+    <w:p>
+      <w:r>
+        <w:t>________________________________________________________________</w:t>
+      </w:r>
+    </w:p>
+    <w:p>
+      <w:r>
+        <w:t>If you are unsure, return to the worked picture and explain one arrow. If you are ready, change an input or assumption and justify your prediction.</w:t>
+      </w:r>
+    </w:p>
+    <w:p>
+      <w:r>
+        <w:t>Save your workbook evidence. At the next review, try a different case before opening your old answer.</w:t>
       </w:r>
     </w:p>
     <w:sectPr>

--- a/downloads/student/ai-4-week-01.docx
+++ b/downloads/student/ai-4-week-01.docx
@@ -4002,6 +4002,205 @@
     <w:p>
       <w:r>
         <w:t>Save your workbook evidence. At the next review, try a different case before opening your old answer.</w:t>
+      </w:r>
+    </w:p>
+    <w:p>
+      <w:pPr>
+        <w:pStyle w:val="Heading1"/>
+      </w:pPr>
+      <w:r>
+        <w:t>17. Supported practice, repair and portfolio</w:t>
+      </w:r>
+    </w:p>
+    <w:p>
+      <w:r>
+        <w:t>Use this supported practice once, in the browser or on paper. Keep the reserved independent assessment for a separate first attempt before teacher feedback.</w:t>
+      </w:r>
+    </w:p>
+    <w:p>
+      <w:r>
+        <w:t>Follow one complete plant-classifier lifecycle without tuning on the final test.</w:t>
+      </w:r>
+    </w:p>
+    <w:p>
+      <w:pPr>
+        <w:pStyle w:val="Heading3"/>
+      </w:pPr>
+      <w:r>
+        <w:t>Practice 1: explain the deciding evidence</w:t>
+      </w:r>
+    </w:p>
+    <w:p>
+      <w:r>
+        <w:t>Which labelled step matches this detail? Fresh leaves width 2 healthy and 6 spotted are both predicted correctly: 2/2.</w:t>
+      </w:r>
+    </w:p>
+    <w:p>
+      <w:r>
+        <w:t>1. Test once</w:t>
+      </w:r>
+    </w:p>
+    <w:p>
+      <w:r>
+        <w:t>2. Freeze candidate</w:t>
+      </w:r>
+    </w:p>
+    <w:p>
+      <w:r>
+        <w:t>3. Fit using training</w:t>
+      </w:r>
+    </w:p>
+    <w:p>
+      <w:pPr>
+        <w:pStyle w:val="Heading3"/>
+      </w:pPr>
+      <w:r>
+        <w:t>My selected conclusion, deciding fact and explanation</w:t>
+      </w:r>
+    </w:p>
+    <w:p>
+      <w:r>
+        <w:t>________________________________________________________________</w:t>
+      </w:r>
+    </w:p>
+    <w:p>
+      <w:r>
+        <w:t>________________________________________________________________</w:t>
+      </w:r>
+    </w:p>
+    <w:p>
+      <w:r>
+        <w:t>________________________________________________________________</w:t>
+      </w:r>
+    </w:p>
+    <w:p>
+      <w:r>
+        <w:t>________________________________________________________________</w:t>
+      </w:r>
+    </w:p>
+    <w:p>
+      <w:r>
+        <w:t>________________________________________________________________</w:t>
+      </w:r>
+    </w:p>
+    <w:p>
+      <w:r>
+        <w:t>Hint if needed: Read the steps in the pictorial case. Match the supplied detail to the stage that performs or records it.</w:t>
+      </w:r>
+    </w:p>
+    <w:p>
+      <w:r>
+        <w:t>After your attempt, compare with the supported explanation: Test once Fresh leaves width 2 healthy and 6 spotted are both predicted correctly: 2/2. Read the picture in order. Fresh leaves width 2 healthy and 6 spotted are both predicted correctly: 2/2. The arrows show which recorded input or intermediate result each decision uses. Explain the deciding step aloud before checking the changed case; pointing to the final answer alone does not show how it follows.</w:t>
+      </w:r>
+    </w:p>
+    <w:p>
+      <w:pPr>
+        <w:pStyle w:val="Heading3"/>
+      </w:pPr>
+      <w:r>
+        <w:t>Practice 2: explain the deciding evidence</w:t>
+      </w:r>
+    </w:p>
+    <w:p>
+      <w:r>
+        <w:t>Changed-case practice: The fresh width-6 leaf is actually healthy. Which conclusion is supported by the supplied facts?</w:t>
+      </w:r>
+    </w:p>
+    <w:p>
+      <w:r>
+        <w:t>1. We can decide the result without examining the changed input or the procedure.</w:t>
+      </w:r>
+    </w:p>
+    <w:p>
+      <w:r>
+        <w:t>2. This one example guarantees correct results for every future input.</w:t>
+      </w:r>
+    </w:p>
+    <w:p>
+      <w:r>
+        <w:t>3. The frozen model is correct on 1/2 test leaves.</w:t>
+      </w:r>
+    </w:p>
+    <w:p>
+      <w:pPr>
+        <w:pStyle w:val="Heading3"/>
+      </w:pPr>
+      <w:r>
+        <w:t>My selected conclusion, deciding fact and explanation</w:t>
+      </w:r>
+    </w:p>
+    <w:p>
+      <w:r>
+        <w:t>________________________________________________________________</w:t>
+      </w:r>
+    </w:p>
+    <w:p>
+      <w:r>
+        <w:t>________________________________________________________________</w:t>
+      </w:r>
+    </w:p>
+    <w:p>
+      <w:r>
+        <w:t>________________________________________________________________</w:t>
+      </w:r>
+    </w:p>
+    <w:p>
+      <w:r>
+        <w:t>________________________________________________________________</w:t>
+      </w:r>
+    </w:p>
+    <w:p>
+      <w:r>
+        <w:t>________________________________________________________________</w:t>
+      </w:r>
+    </w:p>
+    <w:p>
+      <w:r>
+        <w:t>Hint if needed: Use the changed condition and the deciding step in the pictorial trace. The answer must say what follows from those facts.</w:t>
+      </w:r>
+    </w:p>
+    <w:p>
+      <w:r>
+        <w:t>After your attempt, compare with the supported explanation: The frozen model is correct on 1/2 test leaves. The supplied reference changed; moving the cutoff after seeing this test would reuse final evidence for development.</w:t>
+      </w:r>
+    </w:p>
+    <w:p>
+      <w:pPr>
+        <w:pStyle w:val="Heading3"/>
+      </w:pPr>
+      <w:r>
+        <w:t>Repair a missing building block</w:t>
+      </w:r>
+    </w:p>
+    <w:p>
+      <w:r>
+        <w:t>Review Creator Defense (ai-3/36). Goal: Explain the mechanism and terminology of generative systems defense. Short practice: Which numbers would you display to make the defense honest? Point to the relevant step in the picture, then write the changed result and the rule or evidence that supports it.. Return to this week and explain what you changed.</w:t>
+      </w:r>
+    </w:p>
+    <w:p>
+      <w:pPr>
+        <w:pStyle w:val="Heading3"/>
+      </w:pPr>
+      <w:r>
+        <w:t>Predict, run and debug</w:t>
+      </w:r>
+    </w:p>
+    <w:p>
+      <w:r>
+        <w:t>The browser lab lets you edit the supported Python examples already included in this lesson. Predict first, run, inspect the actual output or error, change one input, then run again. Keep code, predictions, actual results and a reasoned revision together. On paper, label your result as a trace rather than an execution.</w:t>
+      </w:r>
+    </w:p>
+    <w:p>
+      <w:pPr>
+        <w:pStyle w:val="Heading3"/>
+      </w:pPr>
+      <w:r>
+        <w:t>Keep your completed work</w:t>
+      </w:r>
+    </w:p>
+    <w:p>
+      <w:r>
+        <w:t>Use Download completed work in the hosted lesson to export your answers, reflections, practice feedback and code-run evidence. Open the HTML copy to read or print it. Drafts stay in this browser when storage is available; clear drafts on a shared device.</w:t>
       </w:r>
     </w:p>
     <w:sectPr>

--- a/downloads/student/ai-4-week-01.docx
+++ b/downloads/student/ai-4-week-01.docx
@@ -42,6 +42,11 @@
       </w:r>
     </w:p>
     <w:p>
+      <w:r>
+        <w:t>Start with the target: Distinguish fitting a rule from applying a fixed rule. Try the recall before opening notes.</w:t>
+      </w:r>
+    </w:p>
+    <w:p>
       <w:pPr>
         <w:pStyle w:val="Heading3"/>
       </w:pPr>
@@ -50,18 +55,60 @@
       </w:r>
     </w:p>
     <w:p>
-      <w:r>
-        <w:t>I can distinguish fitting a rule from applying a fixed rule.</w:t>
-      </w:r>
-    </w:p>
-    <w:p>
-      <w:r>
+      <w:pPr>
+        <w:spacing w:line="336" w:lineRule="auto" w:after="180"/>
+      </w:pPr>
+      <w:r>
+        <w:rPr>
+          <w:b w:val="0"/>
+        </w:rPr>
+        <w:t xml:space="preserve">I can distinguish </w:t>
+      </w:r>
+      <w:r>
+        <w:rPr>
+          <w:b/>
+        </w:rPr>
+        <w:t>fitting</w:t>
+      </w:r>
+      <w:r>
+        <w:rPr>
+          <w:b w:val="0"/>
+        </w:rPr>
+        <w:t xml:space="preserve"> a rule from applying a fixed rule.</w:t>
+      </w:r>
+    </w:p>
+    <w:p>
+      <w:pPr>
+        <w:spacing w:line="336" w:lineRule="auto" w:after="180"/>
+      </w:pPr>
+      <w:r>
+        <w:rPr>
+          <w:b w:val="0"/>
+        </w:rPr>
         <w:t>I can trace a small learning lifecycle with separate data.</w:t>
       </w:r>
     </w:p>
     <w:p>
-      <w:r>
-        <w:t>I can report test evidence with its limits.</w:t>
+      <w:pPr>
+        <w:spacing w:line="336" w:lineRule="auto" w:after="180"/>
+      </w:pPr>
+      <w:r>
+        <w:rPr>
+          <w:b w:val="0"/>
+        </w:rPr>
+        <w:t xml:space="preserve">I can report test </w:t>
+      </w:r>
+      <w:r>
+        <w:rPr>
+          <w:b/>
+        </w:rPr>
+        <w:t>evidence</w:t>
+      </w:r>
+      <w:r>
+        <w:rPr>
+          <w:b w:val="0"/>
+        </w:rPr>
+        <w:t xml:space="preserve"> with its limits.</w:t>
       </w:r>
     </w:p>
     <w:p>
@@ -73,23 +120,89 @@
       </w:r>
     </w:p>
     <w:p>
-      <w:r>
+      <w:pPr>
+        <w:spacing w:line="336" w:lineRule="auto" w:after="180"/>
+      </w:pPr>
+      <w:r>
+        <w:rPr>
+          <w:b w:val="0"/>
+        </w:rPr>
         <w:t>Close your notes first. A rough first answer helps us choose the right starting point; it is not a score for your ability.</w:t>
       </w:r>
     </w:p>
     <w:p>
-      <w:r>
+      <w:pPr>
+        <w:spacing w:line="336" w:lineRule="auto" w:after="180"/>
+      </w:pPr>
+      <w:r>
+        <w:rPr>
+          <w:b w:val="0"/>
+        </w:rPr>
         <w:t>Without opening the old lesson, explain one key idea from Creator Defense. Give an example and a mistake that the idea helps you avoid.</w:t>
       </w:r>
     </w:p>
     <w:p>
-      <w:r>
-        <w:t>After trying, check the relevant lesson or ask your teacher. Change the part of your explanation that the evidence shows was wrong.</w:t>
-      </w:r>
-    </w:p>
-    <w:p>
-      <w:r>
-        <w:t>Machine learning is an evidence cycle: define a prediction problem, prepare examples, fit a model, evaluate on unseen data, and improve one diagnosed cause.</w:t>
+      <w:pPr>
+        <w:spacing w:line="336" w:lineRule="auto" w:after="180"/>
+      </w:pPr>
+      <w:r>
+        <w:rPr>
+          <w:b w:val="0"/>
+        </w:rPr>
+        <w:t xml:space="preserve">After trying, check the relevant lesson or ask your teacher. Change the part of your explanation that the </w:t>
+      </w:r>
+      <w:r>
+        <w:rPr>
+          <w:b/>
+        </w:rPr>
+        <w:t>evidence</w:t>
+      </w:r>
+      <w:r>
+        <w:rPr>
+          <w:b w:val="0"/>
+        </w:rPr>
+        <w:t xml:space="preserve"> shows was wrong.</w:t>
+      </w:r>
+    </w:p>
+    <w:p>
+      <w:pPr>
+        <w:spacing w:line="336" w:lineRule="auto" w:after="180"/>
+      </w:pPr>
+      <w:r>
+        <w:rPr>
+          <w:b/>
+        </w:rPr>
+        <w:t>Machine learning</w:t>
+      </w:r>
+      <w:r>
+        <w:rPr>
+          <w:b w:val="0"/>
+        </w:rPr>
+        <w:t xml:space="preserve"> is an </w:t>
+      </w:r>
+      <w:r>
+        <w:rPr>
+          <w:b/>
+        </w:rPr>
+        <w:t>evidence</w:t>
+      </w:r>
+      <w:r>
+        <w:rPr>
+          <w:b w:val="0"/>
+        </w:rPr>
+        <w:t xml:space="preserve"> cycle: define a </w:t>
+      </w:r>
+      <w:r>
+        <w:rPr>
+          <w:b/>
+        </w:rPr>
+        <w:t>prediction</w:t>
+      </w:r>
+      <w:r>
+        <w:rPr>
+          <w:b w:val="0"/>
+        </w:rPr>
+        <w:t xml:space="preserve"> problem, prepare examples, fit a model, evaluate on unseen data, and improve one diagnosed cause.</w:t>
       </w:r>
     </w:p>
     <w:p>
@@ -129,12 +242,57 @@
       </w:r>
     </w:p>
     <w:p>
-      <w:r>
-        <w:t>LEARNING TARGET  A team labels photos, fits a model and celebrates one correct new photo. List the missing evaluation steps and define the intended use before testing.</w:t>
-      </w:r>
-    </w:p>
-    <w:p>
-      <w:r>
+      <w:pPr>
+        <w:pStyle w:val="Heading3"/>
+      </w:pPr>
+      <w:r>
+        <w:t>Your target</w:t>
+      </w:r>
+    </w:p>
+    <w:p>
+      <w:pPr>
+        <w:spacing w:line="336" w:lineRule="auto" w:after="180"/>
+        <w:shd w:fill="EDF7F3"/>
+      </w:pPr>
+      <w:r>
+        <w:rPr>
+          <w:b w:val="0"/>
+        </w:rPr>
+        <w:t xml:space="preserve">LEARNING TARGET  A team </w:t>
+      </w:r>
+      <w:r>
+        <w:rPr>
+          <w:b/>
+        </w:rPr>
+        <w:t>label</w:t>
+      </w:r>
+      <w:r>
+        <w:rPr>
+          <w:b w:val="0"/>
+        </w:rPr>
+        <w:t xml:space="preserve">s photos, fits a model and celebrates one correct new photo. List the missing </w:t>
+      </w:r>
+      <w:r>
+        <w:rPr>
+          <w:b/>
+        </w:rPr>
+        <w:t>evaluation</w:t>
+      </w:r>
+      <w:r>
+        <w:rPr>
+          <w:b w:val="0"/>
+        </w:rPr>
+        <w:t xml:space="preserve"> steps and define the intended use before testing.</w:t>
+      </w:r>
+    </w:p>
+    <w:p>
+      <w:pPr>
+        <w:spacing w:line="336" w:lineRule="auto" w:after="180"/>
+      </w:pPr>
+      <w:r>
+        <w:rPr>
+          <w:b w:val="0"/>
+        </w:rPr>
         <w:t>Builder name and experiment date:</w:t>
       </w:r>
     </w:p>
@@ -147,8 +305,27 @@
       </w:r>
     </w:p>
     <w:p>
-      <w:r>
-        <w:t>A fixed rule matches 3 labels out of 4 tested cases. What fraction is correct, and does that prove it works on all future cases?</w:t>
+      <w:pPr>
+        <w:spacing w:line="336" w:lineRule="auto" w:after="180"/>
+        <w:shd w:fill="F5F1FB"/>
+      </w:pPr>
+      <w:r>
+        <w:rPr>
+          <w:b w:val="0"/>
+        </w:rPr>
+        <w:t xml:space="preserve">A fixed rule matches 3 </w:t>
+      </w:r>
+      <w:r>
+        <w:rPr>
+          <w:b/>
+        </w:rPr>
+        <w:t>label</w:t>
+      </w:r>
+      <w:r>
+        <w:rPr>
+          <w:b w:val="0"/>
+        </w:rPr>
+        <w:t>s out of 4 tested cases. What fraction is correct, and does that prove it works on all future cases?</w:t>
       </w:r>
     </w:p>
     <w:p>
@@ -160,7 +337,13 @@
       </w:r>
     </w:p>
     <w:p>
-      <w:r>
+      <w:pPr>
+        <w:spacing w:line="336" w:lineRule="auto" w:after="180"/>
+      </w:pPr>
+      <w:r>
+        <w:rPr>
+          <w:b w:val="0"/>
+        </w:rPr>
         <w:t>By the end, I can explain the ml lifecycle using a traced example and a stated limitation.</w:t>
       </w:r>
     </w:p>
@@ -174,6 +357,17 @@
     </w:p>
     <w:p>
       <w:r>
+        <w:t>Investigate the supplied The ML Lifecycle case. Separate observations, given facts and assumptions before choosing an explanation.</w:t>
+      </w:r>
+    </w:p>
+    <w:p>
+      <w:pPr>
+        <w:spacing w:line="336" w:lineRule="auto" w:after="180"/>
+      </w:pPr>
+      <w:r>
+        <w:rPr>
+          <w:b/>
+        </w:rPr>
         <w:t>PICTURE ENTRY</w:t>
       </w:r>
     </w:p>
@@ -186,8 +380,26 @@
       </w:r>
     </w:p>
     <w:p>
-      <w:r>
-        <w:t>Begin with visible evidence; do not explain more than the picture and information support.</w:t>
+      <w:pPr>
+        <w:spacing w:line="336" w:lineRule="auto" w:after="180"/>
+      </w:pPr>
+      <w:r>
+        <w:rPr>
+          <w:b w:val="0"/>
+        </w:rPr>
+        <w:t xml:space="preserve">Begin with visible </w:t>
+      </w:r>
+      <w:r>
+        <w:rPr>
+          <w:b/>
+        </w:rPr>
+        <w:t>evidence</w:t>
+      </w:r>
+      <w:r>
+        <w:rPr>
+          <w:b w:val="0"/>
+        </w:rPr>
+        <w:t>; do not explain more than the picture and information support.</w:t>
       </w:r>
     </w:p>
     <w:p>
@@ -227,33 +439,150 @@
       </w:r>
     </w:p>
     <w:p>
-      <w:r>
-        <w:t>MYSTERY  The team must use the ml lifecycle to solve a model-building problem. What information do they have? What important evidence is still missing?</w:t>
-      </w:r>
-    </w:p>
-    <w:p>
-      <w:r>
+      <w:pPr>
+        <w:pStyle w:val="Heading3"/>
+      </w:pPr>
+      <w:r>
+        <w:t>Start with this puzzle</w:t>
+      </w:r>
+    </w:p>
+    <w:p>
+      <w:pPr>
+        <w:spacing w:line="336" w:lineRule="auto" w:after="180"/>
+        <w:shd w:fill="F1F6FC"/>
+      </w:pPr>
+      <w:r>
+        <w:rPr>
+          <w:b w:val="0"/>
+        </w:rPr>
+        <w:t xml:space="preserve">MYSTERY  The team must use the ml lifecycle to solve a model-building problem. What information do they have? What important </w:t>
+      </w:r>
+      <w:r>
+        <w:rPr>
+          <w:b/>
+        </w:rPr>
+        <w:t>evidence</w:t>
+      </w:r>
+      <w:r>
+        <w:rPr>
+          <w:b w:val="0"/>
+        </w:rPr>
+        <w:t xml:space="preserve"> is still missing?</w:t>
+      </w:r>
+    </w:p>
+    <w:p>
+      <w:pPr>
+        <w:spacing w:line="336" w:lineRule="auto" w:after="180"/>
+      </w:pPr>
+      <w:r>
+        <w:rPr>
+          <w:b w:val="0"/>
+        </w:rPr>
         <w:t>Name three visible details without interpreting them.</w:t>
       </w:r>
     </w:p>
     <w:p>
-      <w:r>
-        <w:t>Predict the data, model, or evaluation decision being made.</w:t>
-      </w:r>
-    </w:p>
-    <w:p>
-      <w:r>
+      <w:pPr>
+        <w:spacing w:line="336" w:lineRule="auto" w:after="180"/>
+      </w:pPr>
+      <w:r>
+        <w:rPr>
+          <w:b w:val="0"/>
+        </w:rPr>
+        <w:t xml:space="preserve">Predict the data, model, or </w:t>
+      </w:r>
+      <w:r>
+        <w:rPr>
+          <w:b/>
+        </w:rPr>
+        <w:t>evaluation</w:t>
+      </w:r>
+      <w:r>
+        <w:rPr>
+          <w:b w:val="0"/>
+        </w:rPr>
+        <w:t xml:space="preserve"> decision being made.</w:t>
+      </w:r>
+    </w:p>
+    <w:p>
+      <w:pPr>
+        <w:spacing w:line="336" w:lineRule="auto" w:after="180"/>
+      </w:pPr>
+      <w:r>
+        <w:rPr>
+          <w:b w:val="0"/>
+        </w:rPr>
         <w:t>Identify one hidden assumption that could change the result.</w:t>
       </w:r>
     </w:p>
     <w:p>
-      <w:r>
-        <w:t>State what evidence would confirm or reject your prediction.</w:t>
-      </w:r>
-    </w:p>
-    <w:p>
-      <w:r>
-        <w:t>My prediction and supporting evidence:</w:t>
+      <w:pPr>
+        <w:spacing w:line="336" w:lineRule="auto" w:after="180"/>
+      </w:pPr>
+      <w:r>
+        <w:rPr>
+          <w:b w:val="0"/>
+        </w:rPr>
+        <w:t xml:space="preserve">State what </w:t>
+      </w:r>
+      <w:r>
+        <w:rPr>
+          <w:b/>
+        </w:rPr>
+        <w:t>evidence</w:t>
+      </w:r>
+      <w:r>
+        <w:rPr>
+          <w:b w:val="0"/>
+        </w:rPr>
+        <w:t xml:space="preserve"> would confirm or reject your </w:t>
+      </w:r>
+      <w:r>
+        <w:rPr>
+          <w:b/>
+        </w:rPr>
+        <w:t>prediction</w:t>
+      </w:r>
+      <w:r>
+        <w:rPr>
+          <w:b w:val="0"/>
+        </w:rPr>
+        <w:t>.</w:t>
+      </w:r>
+    </w:p>
+    <w:p>
+      <w:pPr>
+        <w:spacing w:line="336" w:lineRule="auto" w:after="180"/>
+      </w:pPr>
+      <w:r>
+        <w:rPr>
+          <w:b w:val="0"/>
+        </w:rPr>
+        <w:t xml:space="preserve">My </w:t>
+      </w:r>
+      <w:r>
+        <w:rPr>
+          <w:b/>
+        </w:rPr>
+        <w:t>prediction</w:t>
+      </w:r>
+      <w:r>
+        <w:rPr>
+          <w:b w:val="0"/>
+        </w:rPr>
+        <w:t xml:space="preserve"> and supporting </w:t>
+      </w:r>
+      <w:r>
+        <w:rPr>
+          <w:b/>
+        </w:rPr>
+        <w:t>evidence</w:t>
+      </w:r>
+      <w:r>
+        <w:rPr>
+          <w:b w:val="0"/>
+        </w:rPr>
+        <w:t>:</w:t>
       </w:r>
     </w:p>
     <w:p>
@@ -265,13 +594,155 @@
       </w:r>
     </w:p>
     <w:p>
-      <w:r>
-        <w:t>In Grade 7 you programmed an activity chooser using a rule supplied by a person. This week you will choose a rule by comparing its predictions with labelled examples. This small supervised learning task makes the learning process visible: people define the task and possible rules; training data determines which candidate fits best.</w:t>
-      </w:r>
-    </w:p>
-    <w:p>
-      <w:r>
-        <w:t>Imagine fictional practice cards with a measured width x and a category label, 0 or 1. Width uses invented units. We want to predict the category of another card from its width. The labels are provided observations in this exercise, not values generated by our prediction code. These invented cards demonstrate a method; they provide no evidence about real objects or students.</w:t>
+      <w:pPr>
+        <w:spacing w:line="336" w:lineRule="auto" w:after="180"/>
+      </w:pPr>
+      <w:r>
+        <w:rPr>
+          <w:b w:val="0"/>
+        </w:rPr>
+        <w:t xml:space="preserve">In Grade 7 you programmed an activity chooser using a rule supplied by a person. This week you will choose a rule by comparing its </w:t>
+      </w:r>
+      <w:r>
+        <w:rPr>
+          <w:b/>
+        </w:rPr>
+        <w:t>prediction</w:t>
+      </w:r>
+      <w:r>
+        <w:rPr>
+          <w:b w:val="0"/>
+        </w:rPr>
+        <w:t xml:space="preserve">s with </w:t>
+      </w:r>
+      <w:r>
+        <w:rPr>
+          <w:b/>
+        </w:rPr>
+        <w:t>label</w:t>
+      </w:r>
+      <w:r>
+        <w:rPr>
+          <w:b w:val="0"/>
+        </w:rPr>
+        <w:t>led examples.</w:t>
+      </w:r>
+    </w:p>
+    <w:p>
+      <w:pPr>
+        <w:spacing w:line="336" w:lineRule="auto" w:after="180"/>
+      </w:pPr>
+      <w:r>
+        <w:rPr>
+          <w:b w:val="0"/>
+        </w:rPr>
+        <w:t xml:space="preserve">This small supervised learning task makes the learning </w:t>
+      </w:r>
+      <w:r>
+        <w:rPr>
+          <w:b/>
+        </w:rPr>
+        <w:t>process</w:t>
+      </w:r>
+      <w:r>
+        <w:rPr>
+          <w:b w:val="0"/>
+        </w:rPr>
+        <w:t xml:space="preserve"> visible: people define the task and possible rules; </w:t>
+      </w:r>
+      <w:r>
+        <w:rPr>
+          <w:b/>
+        </w:rPr>
+        <w:t>training</w:t>
+      </w:r>
+      <w:r>
+        <w:rPr>
+          <w:b w:val="0"/>
+        </w:rPr>
+        <w:t xml:space="preserve"> data determines which candidate fits best.</w:t>
+      </w:r>
+    </w:p>
+    <w:p>
+      <w:pPr>
+        <w:spacing w:line="336" w:lineRule="auto" w:after="180"/>
+      </w:pPr>
+      <w:r>
+        <w:rPr>
+          <w:b w:val="0"/>
+        </w:rPr>
+        <w:t xml:space="preserve">Imagine fictional practice cards with a measured width x and a category </w:t>
+      </w:r>
+      <w:r>
+        <w:rPr>
+          <w:b/>
+        </w:rPr>
+        <w:t>label</w:t>
+      </w:r>
+      <w:r>
+        <w:rPr>
+          <w:b w:val="0"/>
+        </w:rPr>
+        <w:t>, 0 or 1. Width uses invented units. We want to predict the category of another card from its width.</w:t>
+      </w:r>
+    </w:p>
+    <w:p>
+      <w:pPr>
+        <w:spacing w:line="336" w:lineRule="auto" w:after="180"/>
+      </w:pPr>
+      <w:r>
+        <w:rPr>
+          <w:b w:val="0"/>
+        </w:rPr>
+        <w:t xml:space="preserve">The </w:t>
+      </w:r>
+      <w:r>
+        <w:rPr>
+          <w:b/>
+        </w:rPr>
+        <w:t>label</w:t>
+      </w:r>
+      <w:r>
+        <w:rPr>
+          <w:b w:val="0"/>
+        </w:rPr>
+        <w:t xml:space="preserve">s are provided </w:t>
+      </w:r>
+      <w:r>
+        <w:rPr>
+          <w:b/>
+        </w:rPr>
+        <w:t>observation</w:t>
+      </w:r>
+      <w:r>
+        <w:rPr>
+          <w:b w:val="0"/>
+        </w:rPr>
+        <w:t xml:space="preserve">s in this exercise, not values generated by our </w:t>
+      </w:r>
+      <w:r>
+        <w:rPr>
+          <w:b/>
+        </w:rPr>
+        <w:t>prediction</w:t>
+      </w:r>
+      <w:r>
+        <w:rPr>
+          <w:b w:val="0"/>
+        </w:rPr>
+        <w:t xml:space="preserve"> code. These invented cards demonstrate a method; they provide no </w:t>
+      </w:r>
+      <w:r>
+        <w:rPr>
+          <w:b/>
+        </w:rPr>
+        <w:t>evidence</w:t>
+      </w:r>
+      <w:r>
+        <w:rPr>
+          <w:b w:val="0"/>
+        </w:rPr>
+        <w:t xml:space="preserve"> about real objects or students.</w:t>
       </w:r>
     </w:p>
     <w:tbl>
@@ -514,8 +985,49 @@
       </w:tr>
     </w:tbl>
     <w:p>
-      <w:r>
-        <w:t>Before fitting, set aside the final two cards. They are visible here so you can follow the complete example, but do not use them to choose a rule. Our candidates predict 1 when width is at least 2, 4 or 6, and 0 otherwise. Choose the candidate with the fewest training mistakes. If candidates tie, choose the smaller threshold; fix this rule before testing.</w:t>
+      <w:pPr>
+        <w:spacing w:line="336" w:lineRule="auto" w:after="180"/>
+      </w:pPr>
+      <w:r>
+        <w:rPr>
+          <w:b w:val="0"/>
+        </w:rPr>
+        <w:t xml:space="preserve">Before </w:t>
+      </w:r>
+      <w:r>
+        <w:rPr>
+          <w:b/>
+        </w:rPr>
+        <w:t>fitting</w:t>
+      </w:r>
+      <w:r>
+        <w:rPr>
+          <w:b w:val="0"/>
+        </w:rPr>
+        <w:t>, set aside the final two cards. They are visible here so you can follow the complete example, but do not use them to choose a rule. Our candidates predict 1 when width is at least 2, 4 or 6, and 0 otherwise.</w:t>
+      </w:r>
+    </w:p>
+    <w:p>
+      <w:pPr>
+        <w:spacing w:line="336" w:lineRule="auto" w:after="180"/>
+      </w:pPr>
+      <w:r>
+        <w:rPr>
+          <w:b w:val="0"/>
+        </w:rPr>
+        <w:t xml:space="preserve">Choose the candidate with the fewest </w:t>
+      </w:r>
+      <w:r>
+        <w:rPr>
+          <w:b/>
+        </w:rPr>
+        <w:t>training</w:t>
+      </w:r>
+      <w:r>
+        <w:rPr>
+          <w:b w:val="0"/>
+        </w:rPr>
+        <w:t xml:space="preserve"> mistakes. If candidates tie, choose the smaller threshold; fix this rule before testing.</w:t>
       </w:r>
     </w:p>
     <w:p>
@@ -528,7 +1040,24 @@
     </w:p>
     <w:p>
       <w:r>
-        <w:t>ML MECHANISM</w:t>
+        <w:t>Follow the mechanism for The ML Lifecycle. Connect each labelled input, deciding step and result.</w:t>
+      </w:r>
+    </w:p>
+    <w:p>
+      <w:pPr>
+        <w:spacing w:line="336" w:lineRule="auto" w:after="180"/>
+      </w:pPr>
+      <w:r>
+        <w:rPr>
+          <w:b/>
+        </w:rPr>
+        <w:t xml:space="preserve">ML </w:t>
+      </w:r>
+      <w:r>
+        <w:rPr>
+          <w:b/>
+        </w:rPr>
+        <w:t>MECHANISM</w:t>
       </w:r>
     </w:p>
     <w:p>
@@ -540,8 +1069,26 @@
       </w:r>
     </w:p>
     <w:p>
-      <w:r>
-        <w:t>Trace the information, fitted behavior, and evaluation proof separately.</w:t>
+      <w:pPr>
+        <w:spacing w:line="336" w:lineRule="auto" w:after="180"/>
+      </w:pPr>
+      <w:r>
+        <w:rPr>
+          <w:b w:val="0"/>
+        </w:rPr>
+        <w:t xml:space="preserve">Trace the information, fitted behavior, and </w:t>
+      </w:r>
+      <w:r>
+        <w:rPr>
+          <w:b/>
+        </w:rPr>
+        <w:t>evaluation</w:t>
+      </w:r>
+      <w:r>
+        <w:rPr>
+          <w:b w:val="0"/>
+        </w:rPr>
+        <w:t xml:space="preserve"> proof separately.</w:t>
       </w:r>
     </w:p>
     <w:p>
@@ -653,28 +1200,148 @@
       </w:r>
     </w:p>
     <w:p>
-      <w:r>
+      <w:pPr>
+        <w:pStyle w:val="Heading3"/>
+      </w:pPr>
+      <w:r>
+        <w:t>Question to explain</w:t>
+      </w:r>
+    </w:p>
+    <w:p>
+      <w:pPr>
+        <w:spacing w:line="336" w:lineRule="auto" w:after="180"/>
+        <w:shd w:fill="F5F1FB"/>
+      </w:pPr>
+      <w:r>
+        <w:rPr>
+          <w:b w:val="0"/>
+        </w:rPr>
         <w:t>QUESTION  Trace problem → data → train → predict → evaluate → improve, and identify where human judgment enters.</w:t>
       </w:r>
     </w:p>
     <w:p>
-      <w:r>
-        <w:t>MODEL IDEA  Machine learning is an evidence cycle: define a prediction problem, prepare examples, fit a model, evaluate on unseen data, and improve one diagnosed cause.</w:t>
-      </w:r>
-    </w:p>
-    <w:p>
-      <w:r>
+      <w:pPr>
+        <w:spacing w:line="336" w:lineRule="auto" w:after="180"/>
+      </w:pPr>
+      <w:r>
+        <w:rPr>
+          <w:b w:val="0"/>
+        </w:rPr>
+        <w:t xml:space="preserve">MODEL IDEA  </w:t>
+      </w:r>
+      <w:r>
+        <w:rPr>
+          <w:b/>
+        </w:rPr>
+        <w:t>Machine learning</w:t>
+      </w:r>
+      <w:r>
+        <w:rPr>
+          <w:b w:val="0"/>
+        </w:rPr>
+        <w:t xml:space="preserve"> is an </w:t>
+      </w:r>
+      <w:r>
+        <w:rPr>
+          <w:b/>
+        </w:rPr>
+        <w:t>evidence</w:t>
+      </w:r>
+      <w:r>
+        <w:rPr>
+          <w:b w:val="0"/>
+        </w:rPr>
+        <w:t xml:space="preserve"> cycle: define a </w:t>
+      </w:r>
+      <w:r>
+        <w:rPr>
+          <w:b/>
+        </w:rPr>
+        <w:t>prediction</w:t>
+      </w:r>
+      <w:r>
+        <w:rPr>
+          <w:b w:val="0"/>
+        </w:rPr>
+        <w:t xml:space="preserve"> problem, prepare examples, fit a model, evaluate on unseen data, and improve one diagnosed cause.</w:t>
+      </w:r>
+    </w:p>
+    <w:p>
+      <w:pPr>
+        <w:spacing w:line="336" w:lineRule="auto" w:after="180"/>
+      </w:pPr>
+      <w:r>
+        <w:rPr>
+          <w:b w:val="0"/>
+        </w:rPr>
         <w:t>PROOF NEEDED  Use an unseen case, visible calculation, error analysis, and a stated limitation.</w:t>
       </w:r>
     </w:p>
     <w:p>
-      <w:r>
-        <w:t>UNDER THE HOOD  Goal: classify a leaf as healthy or spotted for a classroom plant helper. Prepare labeled leaf examples and reserve unseen test examples.</w:t>
-      </w:r>
-    </w:p>
-    <w:p>
-      <w:r>
-        <w:t>Draw a fresh data → model → prediction → evaluation trace:</w:t>
+      <w:pPr>
+        <w:pStyle w:val="Heading3"/>
+      </w:pPr>
+      <w:r>
+        <w:t>How the mechanism works</w:t>
+      </w:r>
+    </w:p>
+    <w:p>
+      <w:pPr>
+        <w:spacing w:line="336" w:lineRule="auto" w:after="180"/>
+        <w:shd w:fill="F1F6F8"/>
+      </w:pPr>
+      <w:r>
+        <w:rPr>
+          <w:b w:val="0"/>
+        </w:rPr>
+        <w:t xml:space="preserve">UNDER THE HOOD  Goal: classify a leaf as healthy or spotted for a classroom plant helper. Prepare </w:t>
+      </w:r>
+      <w:r>
+        <w:rPr>
+          <w:b/>
+        </w:rPr>
+        <w:t>label</w:t>
+      </w:r>
+      <w:r>
+        <w:rPr>
+          <w:b w:val="0"/>
+        </w:rPr>
+        <w:t>ed leaf examples and reserve unseen test examples.</w:t>
+      </w:r>
+    </w:p>
+    <w:p>
+      <w:pPr>
+        <w:spacing w:line="336" w:lineRule="auto" w:after="180"/>
+      </w:pPr>
+      <w:r>
+        <w:rPr>
+          <w:b w:val="0"/>
+        </w:rPr>
+        <w:t xml:space="preserve">Draw a fresh data → model → </w:t>
+      </w:r>
+      <w:r>
+        <w:rPr>
+          <w:b/>
+        </w:rPr>
+        <w:t>prediction</w:t>
+      </w:r>
+      <w:r>
+        <w:rPr>
+          <w:b w:val="0"/>
+        </w:rPr>
+        <w:t xml:space="preserve"> → </w:t>
+      </w:r>
+      <w:r>
+        <w:rPr>
+          <w:b/>
+        </w:rPr>
+        <w:t>evaluation</w:t>
+      </w:r>
+      <w:r>
+        <w:rPr>
+          <w:b w:val="0"/>
+        </w:rPr>
+        <w:t xml:space="preserve"> trace:</w:t>
       </w:r>
     </w:p>
     <w:p>
@@ -714,8 +1381,84 @@
       </w:r>
     </w:p>
     <w:p>
-      <w:r>
-        <w:t>int(True) is 1 and int(False) is 0. For threshold 2, the training predictions are 0, 1, 1, 1: the width 3 card is wrong. For threshold 4, they are 0, 0, 1, 1: none is wrong. For threshold 6, they are 0, 0, 0, 1: the width 5 card is wrong. The printed rows are 2 1, then 4 0, then 6 1. Select threshold 4 using this training evidence and record it. The loop reports errors; the learner makes and records the selection.</w:t>
+      <w:pPr>
+        <w:spacing w:line="336" w:lineRule="auto" w:after="180"/>
+      </w:pPr>
+      <w:r>
+        <w:rPr>
+          <w:b w:val="0"/>
+        </w:rPr>
+        <w:t xml:space="preserve">int(True) is 1 and int(False) is 0. For threshold 2, the </w:t>
+      </w:r>
+      <w:r>
+        <w:rPr>
+          <w:b/>
+        </w:rPr>
+        <w:t>training</w:t>
+      </w:r>
+      <w:r>
+        <w:rPr>
+          <w:b w:val="0"/>
+        </w:rPr>
+        <w:t xml:space="preserve"> </w:t>
+      </w:r>
+      <w:r>
+        <w:rPr>
+          <w:b/>
+        </w:rPr>
+        <w:t>prediction</w:t>
+      </w:r>
+      <w:r>
+        <w:rPr>
+          <w:b w:val="0"/>
+        </w:rPr>
+        <w:t>s are 0, 1, 1, 1: the width 3 card is wrong. For threshold 4, they are 0, 0, 1, 1: none is wrong.</w:t>
+      </w:r>
+    </w:p>
+    <w:p>
+      <w:pPr>
+        <w:spacing w:line="336" w:lineRule="auto" w:after="180"/>
+      </w:pPr>
+      <w:r>
+        <w:rPr>
+          <w:b w:val="0"/>
+        </w:rPr>
+        <w:t xml:space="preserve">For threshold 6, they are 0, 0, 0, 1: the width 5 card is wrong. The printed rows are 2 1, then 4 0, then 6 1. Select threshold 4 using this </w:t>
+      </w:r>
+      <w:r>
+        <w:rPr>
+          <w:b/>
+        </w:rPr>
+        <w:t>training</w:t>
+      </w:r>
+      <w:r>
+        <w:rPr>
+          <w:b w:val="0"/>
+        </w:rPr>
+        <w:t xml:space="preserve"> </w:t>
+      </w:r>
+      <w:r>
+        <w:rPr>
+          <w:b/>
+        </w:rPr>
+        <w:t>evidence</w:t>
+      </w:r>
+      <w:r>
+        <w:rPr>
+          <w:b w:val="0"/>
+        </w:rPr>
+        <w:t xml:space="preserve"> and record it.</w:t>
+      </w:r>
+    </w:p>
+    <w:p>
+      <w:pPr>
+        <w:spacing w:line="336" w:lineRule="auto" w:after="180"/>
+      </w:pPr>
+      <w:r>
+        <w:rPr>
+          <w:b w:val="0"/>
+        </w:rPr>
+        <w:t>The loop reports errors; the learner makes and records the selection.</w:t>
       </w:r>
     </w:p>
     <w:p>
@@ -883,8 +1626,26 @@
       </w:r>
     </w:p>
     <w:p>
-      <w:r>
-        <w:t>Point to the input, the deciding step and the result in this week’s visual. Explain the same step in ordinary words. A picture helps when you can say what each part represents.</w:t>
+      <w:pPr>
+        <w:spacing w:line="336" w:lineRule="auto" w:after="180"/>
+      </w:pPr>
+      <w:r>
+        <w:rPr>
+          <w:b w:val="0"/>
+        </w:rPr>
+        <w:t xml:space="preserve">Point to the </w:t>
+      </w:r>
+      <w:r>
+        <w:rPr>
+          <w:b/>
+        </w:rPr>
+        <w:t>input</w:t>
+      </w:r>
+      <w:r>
+        <w:rPr>
+          <w:b w:val="0"/>
+        </w:rPr>
+        <w:t>, the deciding step and the result in this week’s visual. Explain the same step in ordinary words. A picture helps when you can say what each part represents.</w:t>
       </w:r>
     </w:p>
     <w:p>
@@ -897,7 +1658,24 @@
     </w:p>
     <w:p>
       <w:r>
-        <w:t>EVALUATION DESIGN</w:t>
+        <w:t>Compare the supplied cases for The ML Lifecycle. Identify the detail that changes the conclusion.</w:t>
+      </w:r>
+    </w:p>
+    <w:p>
+      <w:pPr>
+        <w:spacing w:line="336" w:lineRule="auto" w:after="180"/>
+      </w:pPr>
+      <w:r>
+        <w:rPr>
+          <w:b/>
+        </w:rPr>
+        <w:t>EVALUATION</w:t>
+      </w:r>
+      <w:r>
+        <w:rPr>
+          <w:b/>
+        </w:rPr>
+        <w:t xml:space="preserve"> DESIGN</w:t>
       </w:r>
     </w:p>
     <w:p>
@@ -909,7 +1687,13 @@
       </w:r>
     </w:p>
     <w:p>
-      <w:r>
+      <w:pPr>
+        <w:spacing w:line="336" w:lineRule="auto" w:after="180"/>
+      </w:pPr>
+      <w:r>
+        <w:rPr>
+          <w:b w:val="0"/>
+        </w:rPr>
         <w:t>A system is not understood until it survives more than one comfortable example.</w:t>
       </w:r>
     </w:p>
@@ -1058,32 +1842,115 @@
       </w:r>
     </w:p>
     <w:p>
-      <w:r>
+      <w:pPr>
+        <w:spacing w:line="336" w:lineRule="auto" w:after="180"/>
+      </w:pPr>
+      <w:r>
+        <w:rPr>
+          <w:b w:val="0"/>
+        </w:rPr>
         <w:t>NORMAL  Expected data and expected behavior.</w:t>
       </w:r>
     </w:p>
     <w:p>
-      <w:r>
-        <w:t>BOUNDARY  Value close to a threshold, ambiguous label, or uncertain prediction.</w:t>
-      </w:r>
-    </w:p>
-    <w:p>
-      <w:r>
-        <w:t>MISSING  Necessary field, label, source, or measurement is unavailable.</w:t>
-      </w:r>
-    </w:p>
-    <w:p>
-      <w:r>
+      <w:pPr>
+        <w:pStyle w:val="Heading3"/>
+      </w:pPr>
+      <w:r>
+        <w:t>Keep this boundary clear</w:t>
+      </w:r>
+    </w:p>
+    <w:p>
+      <w:pPr>
+        <w:spacing w:line="336" w:lineRule="auto" w:after="180"/>
+        <w:shd w:fill="FFF5E6"/>
+      </w:pPr>
+      <w:r>
+        <w:rPr>
+          <w:b w:val="0"/>
+        </w:rPr>
+        <w:t xml:space="preserve">BOUNDARY  Value close to a threshold, ambiguous </w:t>
+      </w:r>
+      <w:r>
+        <w:rPr>
+          <w:b/>
+        </w:rPr>
+        <w:t>label</w:t>
+      </w:r>
+      <w:r>
+        <w:rPr>
+          <w:b w:val="0"/>
+        </w:rPr>
+        <w:t xml:space="preserve">, or uncertain </w:t>
+      </w:r>
+      <w:r>
+        <w:rPr>
+          <w:b/>
+        </w:rPr>
+        <w:t>prediction</w:t>
+      </w:r>
+      <w:r>
+        <w:rPr>
+          <w:b w:val="0"/>
+        </w:rPr>
+        <w:t>.</w:t>
+      </w:r>
+    </w:p>
+    <w:p>
+      <w:pPr>
+        <w:spacing w:line="336" w:lineRule="auto" w:after="180"/>
+      </w:pPr>
+      <w:r>
+        <w:rPr>
+          <w:b w:val="0"/>
+        </w:rPr>
+        <w:t xml:space="preserve">MISSING  Necessary field, </w:t>
+      </w:r>
+      <w:r>
+        <w:rPr>
+          <w:b/>
+        </w:rPr>
+        <w:t>label</w:t>
+      </w:r>
+      <w:r>
+        <w:rPr>
+          <w:b w:val="0"/>
+        </w:rPr>
+        <w:t>, source, or measurement is unavailable.</w:t>
+      </w:r>
+    </w:p>
+    <w:p>
+      <w:pPr>
+        <w:spacing w:line="336" w:lineRule="auto" w:after="180"/>
+      </w:pPr>
+      <w:r>
+        <w:rPr>
+          <w:b w:val="0"/>
+        </w:rPr>
         <w:t>SHIFTED  New lighting, species, device, subgroup, or time condition.</w:t>
       </w:r>
     </w:p>
     <w:p>
-      <w:r>
+      <w:pPr>
+        <w:spacing w:line="336" w:lineRule="auto" w:after="180"/>
+        <w:shd w:fill="FFF5E6"/>
+      </w:pPr>
+      <w:r>
+        <w:rPr>
+          <w:b w:val="0"/>
+        </w:rPr>
         <w:t>RELEASE RULE  Passing one case never proves generalization. Predefine expected behavior for all four categories.</w:t>
       </w:r>
     </w:p>
     <w:p>
-      <w:r>
+      <w:pPr>
+        <w:spacing w:line="336" w:lineRule="auto" w:after="180"/>
+        <w:shd w:fill="F5F1FB"/>
+      </w:pPr>
+      <w:r>
+        <w:rPr>
+          <w:b w:val="0"/>
+        </w:rPr>
         <w:t>Which case most threatens today's claim, and why?</w:t>
       </w:r>
     </w:p>
@@ -1096,18 +1963,81 @@
       </w:r>
     </w:p>
     <w:p>
-      <w:r>
+      <w:pPr>
+        <w:pStyle w:val="Heading3"/>
+      </w:pPr>
+      <w:r>
+        <w:t>Change one thing</w:t>
+      </w:r>
+    </w:p>
+    <w:p>
+      <w:pPr>
+        <w:spacing w:line="336" w:lineRule="auto" w:after="180"/>
+        <w:shd w:fill="F5F1FB"/>
+      </w:pPr>
+      <w:r>
+        <w:rPr>
+          <w:b w:val="0"/>
+        </w:rPr>
         <w:t>Change: The fresh width-6 leaf is actually healthy.</w:t>
       </w:r>
     </w:p>
     <w:p>
-      <w:r>
-        <w:t>Prediction: The frozen model is correct on 1/2 test leaves.</w:t>
-      </w:r>
-    </w:p>
-    <w:p>
-      <w:r>
-        <w:t>Reason: The supplied reference changed; moving the cutoff after seeing this test would reuse final evidence for development.</w:t>
+      <w:pPr>
+        <w:pStyle w:val="Heading3"/>
+      </w:pPr>
+      <w:r>
+        <w:t>Predicted result</w:t>
+      </w:r>
+    </w:p>
+    <w:p>
+      <w:pPr>
+        <w:spacing w:line="336" w:lineRule="auto" w:after="180"/>
+        <w:shd w:fill="F1F6FC"/>
+      </w:pPr>
+      <w:r>
+        <w:rPr>
+          <w:b/>
+        </w:rPr>
+        <w:t>Prediction</w:t>
+      </w:r>
+      <w:r>
+        <w:rPr>
+          <w:b w:val="0"/>
+        </w:rPr>
+        <w:t>: The frozen model is correct on 1/2 test leaves.</w:t>
+      </w:r>
+    </w:p>
+    <w:p>
+      <w:pPr>
+        <w:pStyle w:val="Heading3"/>
+      </w:pPr>
+      <w:r>
+        <w:t>Why the result follows</w:t>
+      </w:r>
+    </w:p>
+    <w:p>
+      <w:pPr>
+        <w:spacing w:line="336" w:lineRule="auto" w:after="180"/>
+        <w:shd w:fill="F1F6FC"/>
+      </w:pPr>
+      <w:r>
+        <w:rPr>
+          <w:b w:val="0"/>
+        </w:rPr>
+        <w:t xml:space="preserve">Reason: The supplied reference changed; moving the cutoff after seeing this test would reuse final </w:t>
+      </w:r>
+      <w:r>
+        <w:rPr>
+          <w:b/>
+        </w:rPr>
+        <w:t>evidence</w:t>
+      </w:r>
+      <w:r>
+        <w:rPr>
+          <w:b w:val="0"/>
+        </w:rPr>
+        <w:t xml:space="preserve"> for development.</w:t>
       </w:r>
     </w:p>
     <w:p>
@@ -1120,6 +2050,17 @@
     </w:p>
     <w:p>
       <w:r>
+        <w:t>Use the vocabulary of The ML Lifecycle to explain a concrete decision, rather than only memorising definitions.</w:t>
+      </w:r>
+    </w:p>
+    <w:p>
+      <w:pPr>
+        <w:spacing w:line="336" w:lineRule="auto" w:after="180"/>
+      </w:pPr>
+      <w:r>
+        <w:rPr>
+          <w:b/>
+        </w:rPr>
         <w:t>VOCABULARY</w:t>
       </w:r>
     </w:p>
@@ -1132,7 +2073,13 @@
       </w:r>
     </w:p>
     <w:p>
-      <w:r>
+      <w:pPr>
+        <w:spacing w:line="336" w:lineRule="auto" w:after="180"/>
+      </w:pPr>
+      <w:r>
+        <w:rPr>
+          <w:b w:val="0"/>
+        </w:rPr>
         <w:t>A definition matters when it lets you interpret a new dataset, model, or result.</w:t>
       </w:r>
     </w:p>
@@ -1448,12 +2395,49 @@
       </w:tr>
     </w:tbl>
     <w:p>
-      <w:r>
-        <w:t>MISCONCEPTION TO REPAIR  Training once and seeing one correct prediction proves the model works.</w:t>
-      </w:r>
-    </w:p>
-    <w:p>
-      <w:r>
+      <w:pPr>
+        <w:spacing w:line="336" w:lineRule="auto" w:after="180"/>
+        <w:shd w:fill="FFF5E6"/>
+      </w:pPr>
+      <w:r>
+        <w:rPr>
+          <w:b w:val="0"/>
+        </w:rPr>
+        <w:t xml:space="preserve">MISCONCEPTION TO REPAIR  </w:t>
+      </w:r>
+      <w:r>
+        <w:rPr>
+          <w:b/>
+        </w:rPr>
+        <w:t>Training</w:t>
+      </w:r>
+      <w:r>
+        <w:rPr>
+          <w:b w:val="0"/>
+        </w:rPr>
+        <w:t xml:space="preserve"> once and seeing one correct </w:t>
+      </w:r>
+      <w:r>
+        <w:rPr>
+          <w:b/>
+        </w:rPr>
+        <w:t>prediction</w:t>
+      </w:r>
+      <w:r>
+        <w:rPr>
+          <w:b w:val="0"/>
+        </w:rPr>
+        <w:t xml:space="preserve"> proves the model works.</w:t>
+      </w:r>
+    </w:p>
+    <w:p>
+      <w:pPr>
+        <w:spacing w:line="336" w:lineRule="auto" w:after="180"/>
+      </w:pPr>
+      <w:r>
+        <w:rPr>
+          <w:b w:val="0"/>
+        </w:rPr>
         <w:t>Repair the claim using a definition, calculation, or test record:</w:t>
       </w:r>
     </w:p>
@@ -1599,7 +2583,24 @@
     </w:p>
     <w:p>
       <w:r>
-        <w:t>WORKED EVIDENCE</w:t>
+        <w:t>Follow the worked trace for The ML Lifecycle, predict a step, then compare with its explanation.</w:t>
+      </w:r>
+    </w:p>
+    <w:p>
+      <w:pPr>
+        <w:spacing w:line="336" w:lineRule="auto" w:after="180"/>
+      </w:pPr>
+      <w:r>
+        <w:rPr>
+          <w:b/>
+        </w:rPr>
+        <w:t xml:space="preserve">WORKED </w:t>
+      </w:r>
+      <w:r>
+        <w:rPr>
+          <w:b/>
+        </w:rPr>
+        <w:t>EVIDENCE</w:t>
       </w:r>
     </w:p>
     <w:p>
@@ -1611,8 +2612,26 @@
       </w:r>
     </w:p>
     <w:p>
-      <w:r>
-        <w:t>Predict first. Then check each step. A correct answer without visible evidence cannot be audited.</w:t>
+      <w:pPr>
+        <w:spacing w:line="336" w:lineRule="auto" w:after="180"/>
+      </w:pPr>
+      <w:r>
+        <w:rPr>
+          <w:b w:val="0"/>
+        </w:rPr>
+        <w:t xml:space="preserve">Predict first. Then check each step. A correct answer without visible </w:t>
+      </w:r>
+      <w:r>
+        <w:rPr>
+          <w:b/>
+        </w:rPr>
+        <w:t>evidence</w:t>
+      </w:r>
+      <w:r>
+        <w:rPr>
+          <w:b w:val="0"/>
+        </w:rPr>
+        <w:t xml:space="preserve"> cannot be audited.</w:t>
       </w:r>
     </w:p>
     <w:p>
@@ -1652,33 +2671,154 @@
       </w:r>
     </w:p>
     <w:p>
-      <w:r>
+      <w:pPr>
+        <w:pStyle w:val="Heading3"/>
+      </w:pPr>
+      <w:r>
+        <w:t>Step 1</w:t>
+      </w:r>
+    </w:p>
+    <w:p>
+      <w:pPr>
+        <w:spacing w:line="336" w:lineRule="auto" w:after="180"/>
+        <w:shd w:fill="F4F9FC"/>
+      </w:pPr>
+      <w:r>
+        <w:rPr>
+          <w:b w:val="0"/>
+        </w:rPr>
         <w:t>STEP 1  Goal: classify a leaf as healthy or spotted for a classroom plant helper.</w:t>
       </w:r>
     </w:p>
     <w:p>
-      <w:r>
-        <w:t>STEP 2  Prepare labeled leaf examples and reserve unseen test examples.</w:t>
-      </w:r>
-    </w:p>
-    <w:p>
-      <w:r>
-        <w:t>STEP 3  Fit the model on training data; predict labels for the test set.</w:t>
-      </w:r>
-    </w:p>
-    <w:p>
-      <w:r>
+      <w:pPr>
+        <w:pStyle w:val="Heading3"/>
+      </w:pPr>
+      <w:r>
+        <w:t>Step 2</w:t>
+      </w:r>
+    </w:p>
+    <w:p>
+      <w:pPr>
+        <w:spacing w:line="336" w:lineRule="auto" w:after="180"/>
+        <w:shd w:fill="F4F9FC"/>
+      </w:pPr>
+      <w:r>
+        <w:rPr>
+          <w:b w:val="0"/>
+        </w:rPr>
+        <w:t xml:space="preserve">STEP 2  Prepare </w:t>
+      </w:r>
+      <w:r>
+        <w:rPr>
+          <w:b/>
+        </w:rPr>
+        <w:t>label</w:t>
+      </w:r>
+      <w:r>
+        <w:rPr>
+          <w:b w:val="0"/>
+        </w:rPr>
+        <w:t>ed leaf examples and reserve unseen test examples.</w:t>
+      </w:r>
+    </w:p>
+    <w:p>
+      <w:pPr>
+        <w:pStyle w:val="Heading3"/>
+      </w:pPr>
+      <w:r>
+        <w:t>Step 3</w:t>
+      </w:r>
+    </w:p>
+    <w:p>
+      <w:pPr>
+        <w:spacing w:line="336" w:lineRule="auto" w:after="180"/>
+        <w:shd w:fill="F4F9FC"/>
+      </w:pPr>
+      <w:r>
+        <w:rPr>
+          <w:b w:val="0"/>
+        </w:rPr>
+        <w:t xml:space="preserve">STEP 3  Fit the model on </w:t>
+      </w:r>
+      <w:r>
+        <w:rPr>
+          <w:b/>
+        </w:rPr>
+        <w:t>training</w:t>
+      </w:r>
+      <w:r>
+        <w:rPr>
+          <w:b w:val="0"/>
+        </w:rPr>
+        <w:t xml:space="preserve"> data; predict </w:t>
+      </w:r>
+      <w:r>
+        <w:rPr>
+          <w:b/>
+        </w:rPr>
+        <w:t>label</w:t>
+      </w:r>
+      <w:r>
+        <w:rPr>
+          <w:b w:val="0"/>
+        </w:rPr>
+        <w:t>s for the test set.</w:t>
+      </w:r>
+    </w:p>
+    <w:p>
+      <w:pPr>
+        <w:pStyle w:val="Heading3"/>
+      </w:pPr>
+      <w:r>
+        <w:t>Step 4</w:t>
+      </w:r>
+    </w:p>
+    <w:p>
+      <w:pPr>
+        <w:spacing w:line="336" w:lineRule="auto" w:after="180"/>
+        <w:shd w:fill="F4F9FC"/>
+      </w:pPr>
+      <w:r>
+        <w:rPr>
+          <w:b w:val="0"/>
+        </w:rPr>
         <w:t>STEP 4  Measure errors, diagnose a cause, change one factor, and retest.</w:t>
       </w:r>
     </w:p>
     <w:p>
-      <w:r>
+      <w:pPr>
+        <w:spacing w:line="336" w:lineRule="auto" w:after="180"/>
+        <w:shd w:fill="EDF7F3"/>
+      </w:pPr>
+      <w:r>
+        <w:rPr>
+          <w:b w:val="0"/>
+        </w:rPr>
         <w:t>CHECK  Verify the denominator, unit, split, class definition, and data version before interpreting a score.</w:t>
       </w:r>
     </w:p>
     <w:p>
-      <w:r>
-        <w:t>Recalculate, retrace, or restate the evidence independently:</w:t>
+      <w:pPr>
+        <w:spacing w:line="336" w:lineRule="auto" w:after="180"/>
+      </w:pPr>
+      <w:r>
+        <w:rPr>
+          <w:b w:val="0"/>
+        </w:rPr>
+        <w:t xml:space="preserve">Recalculate, retrace, or restate the </w:t>
+      </w:r>
+      <w:r>
+        <w:rPr>
+          <w:b/>
+        </w:rPr>
+        <w:t>evidence</w:t>
+      </w:r>
+      <w:r>
+        <w:rPr>
+          <w:b w:val="0"/>
+        </w:rPr>
+        <w:t xml:space="preserve"> independently:</w:t>
       </w:r>
     </w:p>
     <w:p>
@@ -1690,15 +2830,84 @@
       </w:r>
     </w:p>
     <w:p>
-      <w:r>
-        <w:t>Freeze means do not change the chosen threshold during this evaluation. With threshold 4, widths 2 and 6 receive predictions 0 and 1. Compare them with the held out labels: both match. Report 2 correct out of 2 held out cards. Training results and test results answer different questions: did the rule fit the examples used to select it, and how did that fixed rule perform on these separate examples?</w:t>
-      </w:r>
-    </w:p>
-    <w:p>
       <w:pPr>
         <w:pStyle w:val="Heading3"/>
       </w:pPr>
       <w:r>
+        <w:t>Worked explanation · The ML Lifecycle</w:t>
+      </w:r>
+    </w:p>
+    <w:p>
+      <w:pPr>
+        <w:spacing w:line="336" w:lineRule="auto" w:after="180"/>
+        <w:shd w:fill="F1F6FC"/>
+      </w:pPr>
+      <w:r>
+        <w:rPr>
+          <w:b w:val="0"/>
+        </w:rPr>
+        <w:t xml:space="preserve">Freeze means do not change the chosen threshold during this </w:t>
+      </w:r>
+      <w:r>
+        <w:rPr>
+          <w:b/>
+        </w:rPr>
+        <w:t>evaluation</w:t>
+      </w:r>
+      <w:r>
+        <w:rPr>
+          <w:b w:val="0"/>
+        </w:rPr>
+        <w:t xml:space="preserve">. With threshold 4, widths 2 and 6 receive </w:t>
+      </w:r>
+      <w:r>
+        <w:rPr>
+          <w:b/>
+        </w:rPr>
+        <w:t>prediction</w:t>
+      </w:r>
+      <w:r>
+        <w:rPr>
+          <w:b w:val="0"/>
+        </w:rPr>
+        <w:t xml:space="preserve">s 0 and 1. Compare them with the held out </w:t>
+      </w:r>
+      <w:r>
+        <w:rPr>
+          <w:b/>
+        </w:rPr>
+        <w:t>label</w:t>
+      </w:r>
+      <w:r>
+        <w:rPr>
+          <w:b w:val="0"/>
+        </w:rPr>
+        <w:t>s: both match. Report 2 correct out of 2 held out cards.</w:t>
+      </w:r>
+    </w:p>
+    <w:p>
+      <w:pPr>
+        <w:spacing w:line="336" w:lineRule="auto" w:after="180"/>
+        <w:shd w:fill="F1F6FC"/>
+      </w:pPr>
+      <w:r>
+        <w:rPr>
+          <w:b/>
+        </w:rPr>
+        <w:t>Training</w:t>
+      </w:r>
+      <w:r>
+        <w:rPr>
+          <w:b w:val="0"/>
+        </w:rPr>
+        <w:t xml:space="preserve"> results and test results answer different questions: did the rule fit the examples used to select it, and how did that fixed rule perform on these separate examples?</w:t>
+      </w:r>
+    </w:p>
+    <w:p>
+      <w:pPr>
+        <w:pStyle w:val="Heading3"/>
+      </w:pPr>
+      <w:r>
         <w:t>Keep threshold 4 fixed. An additional card has width 4 and observed label 0. Predict its category, decide whether it is correct, and update the held out count from 2 of 2.</w:t>
       </w:r>
     </w:p>
@@ -1736,7 +2945,13 @@
       </w:r>
     </w:p>
     <w:p>
-      <w:r>
+      <w:pPr>
+        <w:spacing w:line="336" w:lineRule="auto" w:after="180"/>
+      </w:pPr>
+      <w:r>
+        <w:rPr>
+          <w:b w:val="0"/>
+        </w:rPr>
         <w:t>Cover the result before checking it. Say what is given, choose the procedure, and follow one step at a time. Then uncover the result and explain your first mismatch. Ask why a step is allowed, not only what number it produces.</w:t>
       </w:r>
     </w:p>
@@ -1749,7 +2964,13 @@
       </w:r>
     </w:p>
     <w:p>
-      <w:r>
+      <w:pPr>
+        <w:spacing w:line="336" w:lineRule="auto" w:after="180"/>
+      </w:pPr>
+      <w:r>
+        <w:rPr>
+          <w:b w:val="0"/>
+        </w:rPr>
         <w:t>Follow one complete plant-classifier lifecycle without tuning on the final test.</w:t>
       </w:r>
     </w:p>
@@ -1762,13 +2983,67 @@
       </w:r>
     </w:p>
     <w:p>
-      <w:r>
-        <w:t>Toy training leaves have widths 1 healthy, 3 healthy, 5 spotted, 7 spotted. Candidates predict spotted at width&gt;=2 or &gt;=4.</w:t>
-      </w:r>
-    </w:p>
-    <w:p>
-      <w:r>
-        <w:t>All inputs and outcomes in this worked example are invented classroom data; no real model run is claimed.</w:t>
+      <w:pPr>
+        <w:pStyle w:val="Heading3"/>
+      </w:pPr>
+      <w:r>
+        <w:t>Supplied facts</w:t>
+      </w:r>
+    </w:p>
+    <w:p>
+      <w:pPr>
+        <w:spacing w:line="336" w:lineRule="auto" w:after="180"/>
+        <w:shd w:fill="F1F6FC"/>
+      </w:pPr>
+      <w:r>
+        <w:rPr>
+          <w:b w:val="0"/>
+        </w:rPr>
+        <w:t xml:space="preserve">Toy </w:t>
+      </w:r>
+      <w:r>
+        <w:rPr>
+          <w:b/>
+        </w:rPr>
+        <w:t>training</w:t>
+      </w:r>
+      <w:r>
+        <w:rPr>
+          <w:b w:val="0"/>
+        </w:rPr>
+        <w:t xml:space="preserve"> leaves have widths 1 healthy, 3 healthy, 5 spotted, 7 spotted. Candidates predict spotted at width&gt;=2 or &gt;=4.</w:t>
+      </w:r>
+    </w:p>
+    <w:p>
+      <w:pPr>
+        <w:pStyle w:val="Heading3"/>
+      </w:pPr>
+      <w:r>
+        <w:t>Supplied facts</w:t>
+      </w:r>
+    </w:p>
+    <w:p>
+      <w:pPr>
+        <w:spacing w:line="336" w:lineRule="auto" w:after="180"/>
+        <w:shd w:fill="F1F6FC"/>
+      </w:pPr>
+      <w:r>
+        <w:rPr>
+          <w:b w:val="0"/>
+        </w:rPr>
+        <w:t xml:space="preserve">All </w:t>
+      </w:r>
+      <w:r>
+        <w:rPr>
+          <w:b/>
+        </w:rPr>
+        <w:t>input</w:t>
+      </w:r>
+      <w:r>
+        <w:rPr>
+          <w:b w:val="0"/>
+        </w:rPr>
+        <w:t>s and outcomes in this worked example are invented classroom data; no real model run is claimed.</w:t>
       </w:r>
     </w:p>
     <w:p>
@@ -1931,30 +3206,138 @@
       </w:r>
     </w:p>
     <w:p>
-      <w:r>
-        <w:t>Read the picture in order. Fresh leaves width 2 healthy and 6 spotted are both predicted correctly: 2/2. The arrows show which recorded input or intermediate result each decision uses. Explain the deciding step aloud before checking the changed case; pointing to the final answer alone does not show how it follows.</w:t>
-      </w:r>
-    </w:p>
-    <w:p>
       <w:pPr>
         <w:pStyle w:val="Heading3"/>
       </w:pPr>
       <w:r>
+        <w:t>Why the result follows</w:t>
+      </w:r>
+    </w:p>
+    <w:p>
+      <w:pPr>
+        <w:spacing w:line="336" w:lineRule="auto" w:after="180"/>
+        <w:shd w:fill="F1F6FC"/>
+      </w:pPr>
+      <w:r>
+        <w:rPr>
+          <w:b w:val="0"/>
+        </w:rPr>
+        <w:t xml:space="preserve">Read the picture in order. Fresh leaves width 2 healthy and 6 spotted are both predicted correctly: 2/2. The arrows show which recorded </w:t>
+      </w:r>
+      <w:r>
+        <w:rPr>
+          <w:b/>
+        </w:rPr>
+        <w:t>input</w:t>
+      </w:r>
+      <w:r>
+        <w:rPr>
+          <w:b w:val="0"/>
+        </w:rPr>
+        <w:t xml:space="preserve"> or intermediate result each decision uses.</w:t>
+      </w:r>
+    </w:p>
+    <w:p>
+      <w:pPr>
+        <w:spacing w:line="336" w:lineRule="auto" w:after="180"/>
+        <w:shd w:fill="F1F6FC"/>
+      </w:pPr>
+      <w:r>
+        <w:rPr>
+          <w:b w:val="0"/>
+        </w:rPr>
+        <w:t>Explain the deciding step aloud before checking the changed case; pointing to the final answer alone does not show how it follows.</w:t>
+      </w:r>
+    </w:p>
+    <w:p>
+      <w:pPr>
+        <w:pStyle w:val="Heading3"/>
+      </w:pPr>
+      <w:r>
         <w:t>What this example does not establish</w:t>
       </w:r>
     </w:p>
     <w:p>
-      <w:r>
+      <w:pPr>
+        <w:pStyle w:val="Heading3"/>
+      </w:pPr>
+      <w:r>
+        <w:t>Keep the stated limit</w:t>
+      </w:r>
+    </w:p>
+    <w:p>
+      <w:pPr>
+        <w:spacing w:line="336" w:lineRule="auto" w:after="180"/>
+        <w:shd w:fill="FFF5E6"/>
+      </w:pPr>
+      <w:r>
+        <w:rPr>
+          <w:b w:val="0"/>
+        </w:rPr>
         <w:t>Two invented test leaves cannot establish useful real-world plant classification.</w:t>
       </w:r>
     </w:p>
     <w:p>
-      <w:r>
-        <w:t>Read the labelled picture: Should the team silently retune on the changed test? Point to the relevant step in the picture, then write the changed result and the rule or evidence that supports it.</w:t>
-      </w:r>
-    </w:p>
-    <w:p>
-      <w:r>
+      <w:pPr>
+        <w:pStyle w:val="Heading3"/>
+      </w:pPr>
+      <w:r>
+        <w:t>Keep the stated limit</w:t>
+      </w:r>
+    </w:p>
+    <w:p>
+      <w:pPr>
+        <w:spacing w:line="336" w:lineRule="auto" w:after="180"/>
+        <w:shd w:fill="FFF5E6"/>
+      </w:pPr>
+      <w:r>
+        <w:rPr>
+          <w:b w:val="0"/>
+        </w:rPr>
+        <w:t xml:space="preserve">Read the </w:t>
+      </w:r>
+      <w:r>
+        <w:rPr>
+          <w:b/>
+        </w:rPr>
+        <w:t>label</w:t>
+      </w:r>
+      <w:r>
+        <w:rPr>
+          <w:b w:val="0"/>
+        </w:rPr>
+        <w:t xml:space="preserve">led picture: Should the team silently retune on the changed test? Point to the relevant step in the picture, then write the changed result and the rule or </w:t>
+      </w:r>
+      <w:r>
+        <w:rPr>
+          <w:b/>
+        </w:rPr>
+        <w:t>evidence</w:t>
+      </w:r>
+      <w:r>
+        <w:rPr>
+          <w:b w:val="0"/>
+        </w:rPr>
+        <w:t xml:space="preserve"> that supports it.</w:t>
+      </w:r>
+    </w:p>
+    <w:p>
+      <w:pPr>
+        <w:pStyle w:val="Heading3"/>
+      </w:pPr>
+      <w:r>
+        <w:t>Keep the stated limit</w:t>
+      </w:r>
+    </w:p>
+    <w:p>
+      <w:pPr>
+        <w:spacing w:line="336" w:lineRule="auto" w:after="180"/>
+        <w:shd w:fill="FFF5E6"/>
+      </w:pPr>
+      <w:r>
+        <w:rPr>
+          <w:b w:val="0"/>
+        </w:rPr>
         <w:t>Change one thing: The fresh width-6 leaf is actually healthy. Predict the result before checking the explanation. What remains the same?</w:t>
       </w:r>
     </w:p>
@@ -1968,6 +3351,26 @@
     </w:p>
     <w:p>
       <w:r>
+        <w:t>Find the unsupported step in the The ML Lifecycle claim and explain a repair using the supplied evidence.</w:t>
+      </w:r>
+    </w:p>
+    <w:p>
+      <w:pPr>
+        <w:pStyle w:val="Heading3"/>
+      </w:pPr>
+      <w:r>
+        <w:t>Find the first error</w:t>
+      </w:r>
+    </w:p>
+    <w:p>
+      <w:pPr>
+        <w:spacing w:line="336" w:lineRule="auto" w:after="180"/>
+        <w:shd w:fill="FFF5E6"/>
+      </w:pPr>
+      <w:r>
+        <w:rPr>
+          <w:b w:val="0"/>
+        </w:rPr>
         <w:t>ERROR DETECTIVE</w:t>
       </w:r>
     </w:p>
@@ -1980,7 +3383,13 @@
       </w:r>
     </w:p>
     <w:p>
-      <w:r>
+      <w:pPr>
+        <w:spacing w:line="336" w:lineRule="auto" w:after="180"/>
+      </w:pPr>
+      <w:r>
+        <w:rPr>
+          <w:b w:val="0"/>
+        </w:rPr>
         <w:t>Do not patch the answer. Find the earliest unsupported assumption, data problem, or experiment error.</w:t>
       </w:r>
     </w:p>
@@ -2231,12 +3640,49 @@
       </w:tr>
     </w:tbl>
     <w:p>
-      <w:r>
-        <w:t>CLAIM TO CHALLENGE  Training once and seeing one correct prediction proves the model works.</w:t>
-      </w:r>
-    </w:p>
-    <w:p>
-      <w:r>
+      <w:pPr>
+        <w:spacing w:line="336" w:lineRule="auto" w:after="180"/>
+        <w:shd w:fill="FFF5E6"/>
+      </w:pPr>
+      <w:r>
+        <w:rPr>
+          <w:b w:val="0"/>
+        </w:rPr>
+        <w:t xml:space="preserve">CLAIM TO CHALLENGE  </w:t>
+      </w:r>
+      <w:r>
+        <w:rPr>
+          <w:b/>
+        </w:rPr>
+        <w:t>Training</w:t>
+      </w:r>
+      <w:r>
+        <w:rPr>
+          <w:b w:val="0"/>
+        </w:rPr>
+        <w:t xml:space="preserve"> once and seeing one correct </w:t>
+      </w:r>
+      <w:r>
+        <w:rPr>
+          <w:b/>
+        </w:rPr>
+        <w:t>prediction</w:t>
+      </w:r>
+      <w:r>
+        <w:rPr>
+          <w:b w:val="0"/>
+        </w:rPr>
+        <w:t xml:space="preserve"> proves the model works.</w:t>
+      </w:r>
+    </w:p>
+    <w:p>
+      <w:pPr>
+        <w:spacing w:line="336" w:lineRule="auto" w:after="180"/>
+      </w:pPr>
+      <w:r>
+        <w:rPr>
+          <w:b w:val="0"/>
+        </w:rPr>
         <w:t>Diagnose one cause and name the cleanest next experiment:</w:t>
       </w:r>
     </w:p>
@@ -2249,15 +3695,102 @@
       </w:r>
     </w:p>
     <w:p>
-      <w:r>
-        <w:t>This threshold model learned only a choice among three candidate values. People supplied the feature, labels, candidate family and tie rule. Learning does not imply understanding, and perfect training performance does not guarantee good predictions. Two correct test cards are too few to establish reliable performance for a broader population. Even a larger score would depend on how examples were collected and what use was intended.</w:t>
-      </w:r>
-    </w:p>
-    <w:p>
       <w:pPr>
         <w:pStyle w:val="Heading3"/>
       </w:pPr>
       <w:r>
+        <w:t>Check the claim against the facts</w:t>
+      </w:r>
+    </w:p>
+    <w:p>
+      <w:pPr>
+        <w:spacing w:line="336" w:lineRule="auto" w:after="180"/>
+        <w:shd w:fill="FFF5E6"/>
+      </w:pPr>
+      <w:r>
+        <w:rPr>
+          <w:b w:val="0"/>
+        </w:rPr>
+        <w:t xml:space="preserve">This threshold model learned only a choice among three candidate values. People supplied the </w:t>
+      </w:r>
+      <w:r>
+        <w:rPr>
+          <w:b/>
+        </w:rPr>
+        <w:t>feature</w:t>
+      </w:r>
+      <w:r>
+        <w:rPr>
+          <w:b w:val="0"/>
+        </w:rPr>
+        <w:t xml:space="preserve">, </w:t>
+      </w:r>
+      <w:r>
+        <w:rPr>
+          <w:b/>
+        </w:rPr>
+        <w:t>label</w:t>
+      </w:r>
+      <w:r>
+        <w:rPr>
+          <w:b w:val="0"/>
+        </w:rPr>
+        <w:t>s, candidate family and tie rule.</w:t>
+      </w:r>
+    </w:p>
+    <w:p>
+      <w:pPr>
+        <w:spacing w:line="336" w:lineRule="auto" w:after="180"/>
+        <w:shd w:fill="FFF5E6"/>
+      </w:pPr>
+      <w:r>
+        <w:rPr>
+          <w:b w:val="0"/>
+        </w:rPr>
+        <w:t xml:space="preserve">Learning does not imply understanding, and perfect </w:t>
+      </w:r>
+      <w:r>
+        <w:rPr>
+          <w:b/>
+        </w:rPr>
+        <w:t>training</w:t>
+      </w:r>
+      <w:r>
+        <w:rPr>
+          <w:b w:val="0"/>
+        </w:rPr>
+        <w:t xml:space="preserve"> performance does not guarantee good </w:t>
+      </w:r>
+      <w:r>
+        <w:rPr>
+          <w:b/>
+        </w:rPr>
+        <w:t>prediction</w:t>
+      </w:r>
+      <w:r>
+        <w:rPr>
+          <w:b w:val="0"/>
+        </w:rPr>
+        <w:t>s. Two correct test cards are too few to establish reliable performance for a broader population.</w:t>
+      </w:r>
+    </w:p>
+    <w:p>
+      <w:pPr>
+        <w:spacing w:line="336" w:lineRule="auto" w:after="180"/>
+        <w:shd w:fill="FFF5E6"/>
+      </w:pPr>
+      <w:r>
+        <w:rPr>
+          <w:b w:val="0"/>
+        </w:rPr>
+        <w:t>Even a larger score would depend on how examples were collected and what use was intended.</w:t>
+      </w:r>
+    </w:p>
+    <w:p>
+      <w:pPr>
+        <w:pStyle w:val="Heading3"/>
+      </w:pPr>
+      <w:r>
         <w:t>Your report says the fixed model matched 2 of 2 held out cards. Write one supported claim, one claim this does not support, and one sensible next step.</w:t>
       </w:r>
     </w:p>
@@ -2296,6 +3829,17 @@
     </w:p>
     <w:p>
       <w:r>
+        <w:t>Practise The ML Lifecycle with support, then explain the deciding step in your own words.</w:t>
+      </w:r>
+    </w:p>
+    <w:p>
+      <w:pPr>
+        <w:spacing w:line="336" w:lineRule="auto" w:after="180"/>
+      </w:pPr>
+      <w:r>
+        <w:rPr>
+          <w:b/>
+        </w:rPr>
         <w:t>ML STUDIO</w:t>
       </w:r>
     </w:p>
@@ -2308,8 +3852,26 @@
       </w:r>
     </w:p>
     <w:p>
-      <w:r>
-        <w:t>A trustworthy result can be reproduced from the recorded data, code, settings, and evaluation rule.</w:t>
+      <w:pPr>
+        <w:spacing w:line="336" w:lineRule="auto" w:after="180"/>
+      </w:pPr>
+      <w:r>
+        <w:rPr>
+          <w:b w:val="0"/>
+        </w:rPr>
+        <w:t xml:space="preserve">A trustworthy result can be reproduced from the recorded data, code, settings, and </w:t>
+      </w:r>
+      <w:r>
+        <w:rPr>
+          <w:b/>
+        </w:rPr>
+        <w:t>evaluation</w:t>
+      </w:r>
+      <w:r>
+        <w:rPr>
+          <w:b w:val="0"/>
+        </w:rPr>
+        <w:t xml:space="preserve"> rule.</w:t>
       </w:r>
     </w:p>
     <w:p>
@@ -2357,37 +3919,118 @@
       </w:r>
     </w:p>
     <w:p>
-      <w:r>
+      <w:pPr>
+        <w:pStyle w:val="Heading3"/>
+      </w:pPr>
+      <w:r>
+        <w:t>Question to explain</w:t>
+      </w:r>
+    </w:p>
+    <w:p>
+      <w:pPr>
+        <w:spacing w:line="336" w:lineRule="auto" w:after="180"/>
+        <w:shd w:fill="F5F1FB"/>
+      </w:pPr>
+      <w:r>
+        <w:rPr>
+          <w:b w:val="0"/>
+        </w:rPr>
         <w:t>QUESTION + intended use + success threshold</w:t>
       </w:r>
     </w:p>
     <w:p>
-      <w:r>
+      <w:pPr>
+        <w:spacing w:line="336" w:lineRule="auto" w:after="180"/>
+      </w:pPr>
+      <w:r>
+        <w:rPr>
+          <w:b w:val="0"/>
+        </w:rPr>
         <w:t>DATA version + grouped split + leakage check</w:t>
       </w:r>
     </w:p>
     <w:p>
-      <w:r>
-        <w:t>CODE/preprocessing + features + model + settings + seed</w:t>
-      </w:r>
-    </w:p>
-    <w:p>
-      <w:r>
+      <w:pPr>
+        <w:spacing w:line="336" w:lineRule="auto" w:after="180"/>
+      </w:pPr>
+      <w:r>
+        <w:rPr>
+          <w:b w:val="0"/>
+        </w:rPr>
+        <w:t>CODE/pre</w:t>
+      </w:r>
+      <w:r>
+        <w:rPr>
+          <w:b/>
+        </w:rPr>
+        <w:t>process</w:t>
+      </w:r>
+      <w:r>
+        <w:rPr>
+          <w:b w:val="0"/>
+        </w:rPr>
+        <w:t xml:space="preserve">ing + </w:t>
+      </w:r>
+      <w:r>
+        <w:rPr>
+          <w:b/>
+        </w:rPr>
+        <w:t>feature</w:t>
+      </w:r>
+      <w:r>
+        <w:rPr>
+          <w:b w:val="0"/>
+        </w:rPr>
+        <w:t>s + model + settings + seed</w:t>
+      </w:r>
+    </w:p>
+    <w:p>
+      <w:pPr>
+        <w:spacing w:line="336" w:lineRule="auto" w:after="180"/>
+      </w:pPr>
+      <w:r>
+        <w:rPr>
+          <w:b w:val="0"/>
+        </w:rPr>
         <w:t>METRICS + positive class + units + denominators</w:t>
       </w:r>
     </w:p>
     <w:p>
-      <w:r>
-        <w:t>PREDICTIONS + errors + subgroup slices + limitations</w:t>
-      </w:r>
-    </w:p>
-    <w:p>
-      <w:r>
+      <w:pPr>
+        <w:spacing w:line="336" w:lineRule="auto" w:after="180"/>
+      </w:pPr>
+      <w:r>
+        <w:rPr>
+          <w:b/>
+        </w:rPr>
+        <w:t>PREDICTION</w:t>
+      </w:r>
+      <w:r>
+        <w:rPr>
+          <w:b w:val="0"/>
+        </w:rPr>
+        <w:t>S + errors + subgroup slices + limitations</w:t>
+      </w:r>
+    </w:p>
+    <w:p>
+      <w:pPr>
+        <w:spacing w:line="336" w:lineRule="auto" w:after="180"/>
+      </w:pPr>
+      <w:r>
+        <w:rPr>
+          <w:b w:val="0"/>
+        </w:rPr>
         <w:t>HUMAN reviewer + release, revise, limit, or stop decision</w:t>
       </w:r>
     </w:p>
     <w:p>
-      <w:r>
+      <w:pPr>
+        <w:spacing w:line="336" w:lineRule="auto" w:after="180"/>
+      </w:pPr>
+      <w:r>
+        <w:rPr>
+          <w:b w:val="0"/>
+        </w:rPr>
         <w:t>Write the minimum record needed to reproduce today's result:</w:t>
       </w:r>
     </w:p>
@@ -2400,13 +4043,119 @@
       </w:r>
     </w:p>
     <w:p>
-      <w:r>
-        <w:t>A learner sees the width 4 test error, changes the threshold to 5, and reports the same cards as a fresh final test. The test labels have now influenced the model. Keep the original 2 of 3 result for the original rule. Record the change as development, then reserve genuinely unused examples for a later evaluation. Do not delete the difficult card or rename reused cards as new evidence.</w:t>
-      </w:r>
-    </w:p>
-    <w:p>
-      <w:r>
-        <w:t>A lifecycle continues after fitting: define the intended use, prepare and separate data, fit, evaluate, review the limits, and monitor any approved use. Evaluation can send us back to development. That return needs an honest record and a new final evaluation; it does not erase the earlier error.</w:t>
+      <w:pPr>
+        <w:spacing w:line="336" w:lineRule="auto" w:after="180"/>
+      </w:pPr>
+      <w:r>
+        <w:rPr>
+          <w:b w:val="0"/>
+        </w:rPr>
+        <w:t xml:space="preserve">A learner sees the width 4 test error, changes the threshold to 5, and reports the same cards as a fresh final test. The test </w:t>
+      </w:r>
+      <w:r>
+        <w:rPr>
+          <w:b/>
+        </w:rPr>
+        <w:t>label</w:t>
+      </w:r>
+      <w:r>
+        <w:rPr>
+          <w:b w:val="0"/>
+        </w:rPr>
+        <w:t>s have now influenced the model. Keep the original 2 of 3 result for the original rule.</w:t>
+      </w:r>
+    </w:p>
+    <w:p>
+      <w:pPr>
+        <w:spacing w:line="336" w:lineRule="auto" w:after="180"/>
+      </w:pPr>
+      <w:r>
+        <w:rPr>
+          <w:b w:val="0"/>
+        </w:rPr>
+        <w:t xml:space="preserve">Record the change as development, then reserve genuinely unused examples for a later </w:t>
+      </w:r>
+      <w:r>
+        <w:rPr>
+          <w:b/>
+        </w:rPr>
+        <w:t>evaluation</w:t>
+      </w:r>
+      <w:r>
+        <w:rPr>
+          <w:b w:val="0"/>
+        </w:rPr>
+        <w:t xml:space="preserve">. Do not delete the difficult card or rename reused cards as new </w:t>
+      </w:r>
+      <w:r>
+        <w:rPr>
+          <w:b/>
+        </w:rPr>
+        <w:t>evidence</w:t>
+      </w:r>
+      <w:r>
+        <w:rPr>
+          <w:b w:val="0"/>
+        </w:rPr>
+        <w:t>.</w:t>
+      </w:r>
+    </w:p>
+    <w:p>
+      <w:pPr>
+        <w:spacing w:line="336" w:lineRule="auto" w:after="180"/>
+      </w:pPr>
+      <w:r>
+        <w:rPr>
+          <w:b w:val="0"/>
+        </w:rPr>
+        <w:t xml:space="preserve">A lifecycle continues after </w:t>
+      </w:r>
+      <w:r>
+        <w:rPr>
+          <w:b/>
+        </w:rPr>
+        <w:t>fitting</w:t>
+      </w:r>
+      <w:r>
+        <w:rPr>
+          <w:b w:val="0"/>
+        </w:rPr>
+        <w:t xml:space="preserve">: define the intended use, prepare and separate data, fit, evaluate, review the limits, and monitor any approved use. </w:t>
+      </w:r>
+      <w:r>
+        <w:rPr>
+          <w:b/>
+        </w:rPr>
+        <w:t>Evaluation</w:t>
+      </w:r>
+      <w:r>
+        <w:rPr>
+          <w:b w:val="0"/>
+        </w:rPr>
+        <w:t xml:space="preserve"> can send us back to development.</w:t>
+      </w:r>
+    </w:p>
+    <w:p>
+      <w:pPr>
+        <w:spacing w:line="336" w:lineRule="auto" w:after="180"/>
+      </w:pPr>
+      <w:r>
+        <w:rPr>
+          <w:b w:val="0"/>
+        </w:rPr>
+        <w:t xml:space="preserve">That return needs an honest record and a new final </w:t>
+      </w:r>
+      <w:r>
+        <w:rPr>
+          <w:b/>
+        </w:rPr>
+        <w:t>evaluation</w:t>
+      </w:r>
+      <w:r>
+        <w:rPr>
+          <w:b w:val="0"/>
+        </w:rPr>
+        <w:t>; it does not erase the earlier error.</w:t>
       </w:r>
     </w:p>
     <w:p>
@@ -2418,8 +4167,38 @@
       </w:r>
     </w:p>
     <w:p>
-      <w:r>
-        <w:t>Use workbook W2 for the connected example “The machine learning lifecycle”. First fill the input and rule boxes. Try the middle steps before asking for a hint. After a hint, try the next step yourself.</w:t>
+      <w:pPr>
+        <w:spacing w:line="336" w:lineRule="auto" w:after="180"/>
+      </w:pPr>
+      <w:r>
+        <w:rPr>
+          <w:b w:val="0"/>
+        </w:rPr>
+        <w:t xml:space="preserve">Use workbook W2 for the connected example “The </w:t>
+      </w:r>
+      <w:r>
+        <w:rPr>
+          <w:b/>
+        </w:rPr>
+        <w:t>machine learning</w:t>
+      </w:r>
+      <w:r>
+        <w:rPr>
+          <w:b w:val="0"/>
+        </w:rPr>
+        <w:t xml:space="preserve"> lifecycle”. First fill the </w:t>
+      </w:r>
+      <w:r>
+        <w:rPr>
+          <w:b/>
+        </w:rPr>
+        <w:t>input</w:t>
+      </w:r>
+      <w:r>
+        <w:rPr>
+          <w:b w:val="0"/>
+        </w:rPr>
+        <w:t xml:space="preserve"> and rule boxes. Try the middle steps before asking for a hint. After a hint, try the next step yourself.</w:t>
       </w:r>
     </w:p>
     <w:tbl>
@@ -2502,7 +4281,13 @@
       </w:tr>
     </w:tbl>
     <w:p>
-      <w:r>
+      <w:pPr>
+        <w:spacing w:line="336" w:lineRule="auto" w:after="180"/>
+      </w:pPr>
+      <w:r>
+        <w:rPr>
+          <w:b w:val="0"/>
+        </w:rPr>
         <w:t>Explain your trace to a partner. Your partner points to one step to check. Swap roles on the next case. Each person writes their own explanation.</w:t>
       </w:r>
     </w:p>
@@ -2515,12 +4300,47 @@
       </w:r>
     </w:p>
     <w:p>
-      <w:r>
-        <w:t>Use the worked case for The machine learning lifecycle. Proposed explanation: “The model wrote its own task”. Decide whether this explanation is supported. Point to the step or supplied fact that decides; explain your repair if needed.</w:t>
-      </w:r>
-    </w:p>
-    <w:p>
-      <w:r>
+      <w:pPr>
+        <w:spacing w:line="336" w:lineRule="auto" w:after="180"/>
+      </w:pPr>
+      <w:r>
+        <w:rPr>
+          <w:b w:val="0"/>
+        </w:rPr>
+        <w:t xml:space="preserve">Use the worked case for The </w:t>
+      </w:r>
+      <w:r>
+        <w:rPr>
+          <w:b/>
+        </w:rPr>
+        <w:t>machine learning</w:t>
+      </w:r>
+      <w:r>
+        <w:rPr>
+          <w:b w:val="0"/>
+        </w:rPr>
+        <w:t xml:space="preserve"> lifecycle. Proposed explanation: “The model wrote its own task”. Decide whether this explanation is supported.</w:t>
+      </w:r>
+    </w:p>
+    <w:p>
+      <w:pPr>
+        <w:spacing w:line="336" w:lineRule="auto" w:after="180"/>
+      </w:pPr>
+      <w:r>
+        <w:rPr>
+          <w:b w:val="0"/>
+        </w:rPr>
+        <w:t>Point to the step or supplied fact that decides; explain your repair if needed.</w:t>
+      </w:r>
+    </w:p>
+    <w:p>
+      <w:pPr>
+        <w:spacing w:line="336" w:lineRule="auto" w:after="180"/>
+      </w:pPr>
+      <w:r>
+        <w:rPr>
+          <w:b w:val="0"/>
+        </w:rPr>
         <w:t>Answer on your own before discussion. If you are unsure, say which step you need help with.</w:t>
       </w:r>
     </w:p>
@@ -2533,8 +4353,26 @@
       </w:r>
     </w:p>
     <w:p>
-      <w:r>
-        <w:t>Should the team silently retune on the changed test? Point to the relevant step in the picture, then write the changed result and the rule or evidence that supports it.</w:t>
+      <w:pPr>
+        <w:spacing w:line="336" w:lineRule="auto" w:after="180"/>
+      </w:pPr>
+      <w:r>
+        <w:rPr>
+          <w:b w:val="0"/>
+        </w:rPr>
+        <w:t xml:space="preserve">Should the team silently retune on the changed test? Point to the relevant step in the picture, then write the changed result and the rule or </w:t>
+      </w:r>
+      <w:r>
+        <w:rPr>
+          <w:b/>
+        </w:rPr>
+        <w:t>evidence</w:t>
+      </w:r>
+      <w:r>
+        <w:rPr>
+          <w:b w:val="0"/>
+        </w:rPr>
+        <w:t xml:space="preserve"> that supports it.</w:t>
       </w:r>
     </w:p>
     <w:p>
@@ -2566,7 +4404,13 @@
       </w:r>
     </w:p>
     <w:p>
-      <w:r>
+      <w:pPr>
+        <w:spacing w:line="336" w:lineRule="auto" w:after="180"/>
+      </w:pPr>
+      <w:r>
+        <w:rPr>
+          <w:b w:val="0"/>
+        </w:rPr>
         <w:t>This is supported practice. Keep the separately named independent case for an attempt before feedback.</w:t>
       </w:r>
     </w:p>
@@ -2580,7 +4424,24 @@
     </w:p>
     <w:p>
       <w:r>
-        <w:t>EVIDENCE LAB</w:t>
+        <w:t>Investigate The ML Lifecycle. Record the prediction, actual observation or labelled paper trace, explanation and next test separately.</w:t>
+      </w:r>
+    </w:p>
+    <w:p>
+      <w:pPr>
+        <w:spacing w:line="336" w:lineRule="auto" w:after="180"/>
+      </w:pPr>
+      <w:r>
+        <w:rPr>
+          <w:b/>
+        </w:rPr>
+        <w:t>EVIDENCE</w:t>
+      </w:r>
+      <w:r>
+        <w:rPr>
+          <w:b/>
+        </w:rPr>
+        <w:t xml:space="preserve"> LAB</w:t>
       </w:r>
     </w:p>
     <w:p>
@@ -2592,7 +4453,13 @@
       </w:r>
     </w:p>
     <w:p>
-      <w:r>
+      <w:pPr>
+        <w:spacing w:line="336" w:lineRule="auto" w:after="180"/>
+      </w:pPr>
+      <w:r>
+        <w:rPr>
+          <w:b w:val="0"/>
+        </w:rPr>
         <w:t>Keep the test conditions fixed, record every result, and change only one planned factor.</w:t>
       </w:r>
     </w:p>
@@ -2633,27 +4500,74 @@
       </w:r>
     </w:p>
     <w:p>
-      <w:r>
-        <w:t>1.  Write the hypothesis and expected evidence before running.</w:t>
-      </w:r>
-    </w:p>
-    <w:p>
-      <w:r>
+      <w:pPr>
+        <w:spacing w:line="336" w:lineRule="auto" w:after="180"/>
+        <w:shd w:fill="F4F9FC"/>
+      </w:pPr>
+      <w:r>
+        <w:rPr>
+          <w:b w:val="0"/>
+        </w:rPr>
+        <w:t xml:space="preserve">1.  Write the hypothesis and expected </w:t>
+      </w:r>
+      <w:r>
+        <w:rPr>
+          <w:b/>
+        </w:rPr>
+        <w:t>evidence</w:t>
+      </w:r>
+      <w:r>
+        <w:rPr>
+          <w:b w:val="0"/>
+        </w:rPr>
+        <w:t xml:space="preserve"> before running.</w:t>
+      </w:r>
+    </w:p>
+    <w:p>
+      <w:pPr>
+        <w:spacing w:line="336" w:lineRule="auto" w:after="180"/>
+        <w:shd w:fill="F4F9FC"/>
+      </w:pPr>
+      <w:r>
+        <w:rPr>
+          <w:b w:val="0"/>
+        </w:rPr>
         <w:t>2.  Lifecycle Relay: place twelve action cards in order, justify every handoff, then repair two broken workflows.</w:t>
       </w:r>
     </w:p>
     <w:p>
-      <w:r>
+      <w:pPr>
+        <w:spacing w:line="336" w:lineRule="auto" w:after="180"/>
+        <w:shd w:fill="F4F9FC"/>
+      </w:pPr>
+      <w:r>
+        <w:rPr>
+          <w:b w:val="0"/>
+        </w:rPr>
         <w:t>3.  Run one normal, one boundary, one missing, and one shifted case.</w:t>
       </w:r>
     </w:p>
     <w:p>
-      <w:r>
+      <w:pPr>
+        <w:spacing w:line="336" w:lineRule="auto" w:after="180"/>
+        <w:shd w:fill="F4F9FC"/>
+      </w:pPr>
+      <w:r>
+        <w:rPr>
+          <w:b w:val="0"/>
+        </w:rPr>
         <w:t>4.  Calculate the metric from raw counts or row-level errors.</w:t>
       </w:r>
     </w:p>
     <w:p>
-      <w:r>
+      <w:pPr>
+        <w:spacing w:line="336" w:lineRule="auto" w:after="180"/>
+        <w:shd w:fill="F4F9FC"/>
+      </w:pPr>
+      <w:r>
+        <w:rPr>
+          <w:b w:val="0"/>
+        </w:rPr>
         <w:t>5.  Interpret what changed, what did not, and what remains unsafe or unknown.</w:t>
       </w:r>
     </w:p>
@@ -2911,7 +4825,13 @@
       </w:r>
     </w:p>
     <w:p>
-      <w:r>
+      <w:pPr>
+        <w:spacing w:line="336" w:lineRule="auto" w:after="180"/>
+      </w:pPr>
+      <w:r>
+        <w:rPr>
+          <w:b w:val="0"/>
+        </w:rPr>
         <w:t>Before trying: what do I expect, and why? While trying: which step could first go wrong? Afterwards: what did I actually observe, and what should change? Keep “not run” if you only traced the procedure.</w:t>
       </w:r>
     </w:p>
@@ -2925,6 +4845,17 @@
     </w:p>
     <w:p>
       <w:r>
+        <w:t>Move from recall to tracing, diagnosis and transfer in The ML Lifecycle. Explain why each step is justified.</w:t>
+      </w:r>
+    </w:p>
+    <w:p>
+      <w:pPr>
+        <w:spacing w:line="336" w:lineRule="auto" w:after="180"/>
+      </w:pPr>
+      <w:r>
+        <w:rPr>
+          <w:b/>
+        </w:rPr>
         <w:t>MASTERY</w:t>
       </w:r>
     </w:p>
@@ -2937,8 +4868,26 @@
       </w:r>
     </w:p>
     <w:p>
-      <w:r>
-        <w:t>Move upward only when you can produce evidence without copying the example.</w:t>
+      <w:pPr>
+        <w:spacing w:line="336" w:lineRule="auto" w:after="180"/>
+      </w:pPr>
+      <w:r>
+        <w:rPr>
+          <w:b w:val="0"/>
+        </w:rPr>
+        <w:t xml:space="preserve">Move upward only when you can produce </w:t>
+      </w:r>
+      <w:r>
+        <w:rPr>
+          <w:b/>
+        </w:rPr>
+        <w:t>evidence</w:t>
+      </w:r>
+      <w:r>
+        <w:rPr>
+          <w:b w:val="0"/>
+        </w:rPr>
+        <w:t xml:space="preserve"> without copying the example.</w:t>
       </w:r>
     </w:p>
     <w:p>
@@ -2978,42 +4927,191 @@
       </w:r>
     </w:p>
     <w:p>
-      <w:r>
-        <w:t>DEFINE  Use all four terms precisely: machine learning, training, inference, evaluation.</w:t>
-      </w:r>
-    </w:p>
-    <w:p>
-      <w:r>
-        <w:t>CALCULATE  Reproduce the worked evidence with units and denominator.</w:t>
-      </w:r>
-    </w:p>
-    <w:p>
-      <w:r>
+      <w:pPr>
+        <w:spacing w:line="336" w:lineRule="auto" w:after="180"/>
+      </w:pPr>
+      <w:r>
+        <w:rPr>
+          <w:b w:val="0"/>
+        </w:rPr>
+        <w:t xml:space="preserve">DEFINE  Use all four terms precisely: </w:t>
+      </w:r>
+      <w:r>
+        <w:rPr>
+          <w:b/>
+        </w:rPr>
+        <w:t>machine learning</w:t>
+      </w:r>
+      <w:r>
+        <w:rPr>
+          <w:b w:val="0"/>
+        </w:rPr>
+        <w:t xml:space="preserve">, </w:t>
+      </w:r>
+      <w:r>
+        <w:rPr>
+          <w:b/>
+        </w:rPr>
+        <w:t>training</w:t>
+      </w:r>
+      <w:r>
+        <w:rPr>
+          <w:b w:val="0"/>
+        </w:rPr>
+        <w:t xml:space="preserve">, </w:t>
+      </w:r>
+      <w:r>
+        <w:rPr>
+          <w:b/>
+        </w:rPr>
+        <w:t>inference</w:t>
+      </w:r>
+      <w:r>
+        <w:rPr>
+          <w:b w:val="0"/>
+        </w:rPr>
+        <w:t xml:space="preserve">, </w:t>
+      </w:r>
+      <w:r>
+        <w:rPr>
+          <w:b/>
+        </w:rPr>
+        <w:t>evaluation</w:t>
+      </w:r>
+      <w:r>
+        <w:rPr>
+          <w:b w:val="0"/>
+        </w:rPr>
+        <w:t>.</w:t>
+      </w:r>
+    </w:p>
+    <w:p>
+      <w:pPr>
+        <w:spacing w:line="336" w:lineRule="auto" w:after="180"/>
+      </w:pPr>
+      <w:r>
+        <w:rPr>
+          <w:b w:val="0"/>
+        </w:rPr>
+        <w:t xml:space="preserve">CALCULATE  Reproduce the worked </w:t>
+      </w:r>
+      <w:r>
+        <w:rPr>
+          <w:b/>
+        </w:rPr>
+        <w:t>evidence</w:t>
+      </w:r>
+      <w:r>
+        <w:rPr>
+          <w:b w:val="0"/>
+        </w:rPr>
+        <w:t xml:space="preserve"> with units and denominator.</w:t>
+      </w:r>
+    </w:p>
+    <w:p>
+      <w:pPr>
+        <w:spacing w:line="336" w:lineRule="auto" w:after="180"/>
+        <w:shd w:fill="F4F9FC"/>
+      </w:pPr>
+      <w:r>
+        <w:rPr>
+          <w:b w:val="0"/>
+        </w:rPr>
         <w:t>TRACE  Explain the data, code or decision path.</w:t>
       </w:r>
     </w:p>
     <w:p>
-      <w:r>
-        <w:t>DIAGNOSE  Training once and seeing one correct prediction proves the model works.</w:t>
-      </w:r>
-    </w:p>
-    <w:p>
-      <w:r>
+      <w:pPr>
+        <w:spacing w:line="336" w:lineRule="auto" w:after="180"/>
+        <w:shd w:fill="F4F9FC"/>
+      </w:pPr>
+      <w:r>
+        <w:rPr>
+          <w:b w:val="0"/>
+        </w:rPr>
+        <w:t xml:space="preserve">DIAGNOSE  </w:t>
+      </w:r>
+      <w:r>
+        <w:rPr>
+          <w:b/>
+        </w:rPr>
+        <w:t>Training</w:t>
+      </w:r>
+      <w:r>
+        <w:rPr>
+          <w:b w:val="0"/>
+        </w:rPr>
+        <w:t xml:space="preserve"> once and seeing one correct </w:t>
+      </w:r>
+      <w:r>
+        <w:rPr>
+          <w:b/>
+        </w:rPr>
+        <w:t>prediction</w:t>
+      </w:r>
+      <w:r>
+        <w:rPr>
+          <w:b w:val="0"/>
+        </w:rPr>
+        <w:t xml:space="preserve"> proves the model works.</w:t>
+      </w:r>
+    </w:p>
+    <w:p>
+      <w:pPr>
+        <w:spacing w:line="336" w:lineRule="auto" w:after="180"/>
+        <w:shd w:fill="F4F9FC"/>
+      </w:pPr>
+      <w:r>
+        <w:rPr>
+          <w:b w:val="0"/>
+        </w:rPr>
         <w:t>TRANSFER  Solve a fresh dataset or model case.</w:t>
       </w:r>
     </w:p>
     <w:p>
-      <w:r>
-        <w:t>IMPROVE  Change one cause and rerun fixed evidence.</w:t>
-      </w:r>
-    </w:p>
-    <w:p>
-      <w:r>
+      <w:pPr>
+        <w:spacing w:line="336" w:lineRule="auto" w:after="180"/>
+      </w:pPr>
+      <w:r>
+        <w:rPr>
+          <w:b w:val="0"/>
+        </w:rPr>
+        <w:t xml:space="preserve">IMPROVE  Change one cause and rerun fixed </w:t>
+      </w:r>
+      <w:r>
+        <w:rPr>
+          <w:b/>
+        </w:rPr>
+        <w:t>evidence</w:t>
+      </w:r>
+      <w:r>
+        <w:rPr>
+          <w:b w:val="0"/>
+        </w:rPr>
+        <w:t>.</w:t>
+      </w:r>
+    </w:p>
+    <w:p>
+      <w:pPr>
+        <w:spacing w:line="336" w:lineRule="auto" w:after="180"/>
+        <w:shd w:fill="F4F9FC"/>
+      </w:pPr>
+      <w:r>
+        <w:rPr>
+          <w:b w:val="0"/>
+        </w:rPr>
         <w:t>DEFEND  State intended use, metric, limitation, and human responsibility.</w:t>
       </w:r>
     </w:p>
     <w:p>
-      <w:r>
+      <w:pPr>
+        <w:spacing w:line="336" w:lineRule="auto" w:after="180"/>
+        <w:shd w:fill="F1F6F8"/>
+      </w:pPr>
+      <w:r>
+        <w:rPr>
+          <w:b w:val="0"/>
+        </w:rPr>
         <w:t>MASTERY RULE  A coached calculation becomes mastery only after a different case is completed independently.</w:t>
       </w:r>
     </w:p>
@@ -3027,6 +5125,17 @@
     </w:p>
     <w:p>
       <w:r>
+        <w:t>Apply this week’s idea to Responsible Plant Classifier. Keep an annotated decision and the evidence supporting it.</w:t>
+      </w:r>
+    </w:p>
+    <w:p>
+      <w:pPr>
+        <w:spacing w:line="336" w:lineRule="auto" w:after="180"/>
+      </w:pPr>
+      <w:r>
+        <w:rPr>
+          <w:b/>
+        </w:rPr>
         <w:t>CUMULATIVE PROJECT</w:t>
       </w:r>
     </w:p>
@@ -3039,8 +5148,26 @@
       </w:r>
     </w:p>
     <w:p>
-      <w:r>
-        <w:t>Every week adds one reviewable artifact to the same evidence-based capstone.</w:t>
+      <w:pPr>
+        <w:spacing w:line="336" w:lineRule="auto" w:after="180"/>
+      </w:pPr>
+      <w:r>
+        <w:rPr>
+          <w:b w:val="0"/>
+        </w:rPr>
+        <w:t xml:space="preserve">Every week adds one reviewable artifact to the same </w:t>
+      </w:r>
+      <w:r>
+        <w:rPr>
+          <w:b/>
+        </w:rPr>
+        <w:t>evidence</w:t>
+      </w:r>
+      <w:r>
+        <w:rPr>
+          <w:b w:val="0"/>
+        </w:rPr>
+        <w:t>-based capstone.</w:t>
       </w:r>
     </w:p>
     <w:p>
@@ -3080,43 +5207,122 @@
       </w:r>
     </w:p>
     <w:p>
-      <w:r>
-        <w:t>THIS WEEK'S CHECKPOINT  Write the Responsible Plant Classifier problem statement, intended user, prediction target, success measure, and human-review point.</w:t>
-      </w:r>
-    </w:p>
-    <w:p>
-      <w:r>
+      <w:pPr>
+        <w:spacing w:line="336" w:lineRule="auto" w:after="180"/>
+        <w:shd w:fill="EDF7F3"/>
+      </w:pPr>
+      <w:r>
+        <w:rPr>
+          <w:b w:val="0"/>
+        </w:rPr>
+        <w:t xml:space="preserve">THIS WEEK'S CHECKPOINT  Write the Responsible Plant Classifier problem statement, intended user, </w:t>
+      </w:r>
+      <w:r>
+        <w:rPr>
+          <w:b/>
+        </w:rPr>
+        <w:t>prediction</w:t>
+      </w:r>
+      <w:r>
+        <w:rPr>
+          <w:b w:val="0"/>
+        </w:rPr>
+        <w:t xml:space="preserve"> target, success measure, and human-review point.</w:t>
+      </w:r>
+    </w:p>
+    <w:p>
+      <w:pPr>
+        <w:spacing w:line="336" w:lineRule="auto" w:after="180"/>
+        <w:shd w:fill="F5F1FB"/>
+      </w:pPr>
+      <w:r>
+        <w:rPr>
+          <w:b w:val="0"/>
+        </w:rPr>
         <w:t>Which requirement or risk does this artifact address?</w:t>
       </w:r>
     </w:p>
     <w:p>
-      <w:r>
+      <w:pPr>
+        <w:spacing w:line="336" w:lineRule="auto" w:after="180"/>
+        <w:shd w:fill="F5F1FB"/>
+      </w:pPr>
+      <w:r>
+        <w:rPr>
+          <w:b w:val="0"/>
+        </w:rPr>
         <w:t>Which dataset, split, code, and metric version does it use?</w:t>
       </w:r>
     </w:p>
     <w:p>
-      <w:r>
+      <w:pPr>
+        <w:spacing w:line="336" w:lineRule="auto" w:after="180"/>
+        <w:shd w:fill="F5F1FB"/>
+      </w:pPr>
+      <w:r>
+        <w:rPr>
+          <w:b w:val="0"/>
+        </w:rPr>
         <w:t>What normal and shifted cases were tested?</w:t>
       </w:r>
     </w:p>
     <w:p>
-      <w:r>
+      <w:pPr>
+        <w:spacing w:line="336" w:lineRule="auto" w:after="180"/>
+        <w:shd w:fill="F5F1FB"/>
+      </w:pPr>
+      <w:r>
+        <w:rPr>
+          <w:b w:val="0"/>
+        </w:rPr>
         <w:t>What remains uncertain or weak?</w:t>
       </w:r>
     </w:p>
     <w:p>
-      <w:r>
+      <w:pPr>
+        <w:spacing w:line="336" w:lineRule="auto" w:after="180"/>
+        <w:shd w:fill="F5F1FB"/>
+      </w:pPr>
+      <w:r>
+        <w:rPr>
+          <w:b w:val="0"/>
+        </w:rPr>
         <w:t>What decision still belongs to a teacher or qualified human?</w:t>
       </w:r>
     </w:p>
     <w:p>
-      <w:r>
+      <w:pPr>
+        <w:spacing w:line="336" w:lineRule="auto" w:after="180"/>
+        <w:shd w:fill="FFF5E6"/>
+      </w:pPr>
+      <w:r>
+        <w:rPr>
+          <w:b w:val="0"/>
+        </w:rPr>
         <w:t>RESPONSIBLE RELEASE  Never use this classroom prototype for medical, pesticide, agricultural, or other consequential decisions.</w:t>
       </w:r>
     </w:p>
     <w:p>
-      <w:r>
-        <w:t>My evidence-linked project decision:</w:t>
+      <w:pPr>
+        <w:spacing w:line="336" w:lineRule="auto" w:after="180"/>
+      </w:pPr>
+      <w:r>
+        <w:rPr>
+          <w:b w:val="0"/>
+        </w:rPr>
+        <w:t xml:space="preserve">My </w:t>
+      </w:r>
+      <w:r>
+        <w:rPr>
+          <w:b/>
+        </w:rPr>
+        <w:t>evidence</w:t>
+      </w:r>
+      <w:r>
+        <w:rPr>
+          <w:b w:val="0"/>
+        </w:rPr>
+        <w:t>-linked project decision:</w:t>
       </w:r>
     </w:p>
     <w:p>
@@ -3128,8 +5334,43 @@
       </w:r>
     </w:p>
     <w:p>
-      <w:r>
-        <w:t>For your Responsible Plant Classifier, save the input, procedure, observed result and limitation of this check. Label this worked example as practice; use a different, previously unreviewed case when checking independent understanding.</w:t>
+      <w:pPr>
+        <w:spacing w:line="336" w:lineRule="auto" w:after="180"/>
+      </w:pPr>
+      <w:r>
+        <w:rPr>
+          <w:b w:val="0"/>
+        </w:rPr>
+        <w:t xml:space="preserve">For your Responsible Plant Classifier, save the </w:t>
+      </w:r>
+      <w:r>
+        <w:rPr>
+          <w:b/>
+        </w:rPr>
+        <w:t>input</w:t>
+      </w:r>
+      <w:r>
+        <w:rPr>
+          <w:b w:val="0"/>
+        </w:rPr>
+        <w:t>, procedure, observed result and limitation of this check.</w:t>
+      </w:r>
+    </w:p>
+    <w:p>
+      <w:pPr>
+        <w:spacing w:line="336" w:lineRule="auto" w:after="180"/>
+      </w:pPr>
+      <w:r>
+        <w:rPr>
+          <w:b/>
+        </w:rPr>
+        <w:t>Label</w:t>
+      </w:r>
+      <w:r>
+        <w:rPr>
+          <w:b w:val="0"/>
+        </w:rPr>
+        <w:t xml:space="preserve"> this worked example as practice; use a different, previously unreviewed case when checking independent understanding.</w:t>
       </w:r>
     </w:p>
     <w:p>
@@ -3142,6 +5383,17 @@
     </w:p>
     <w:p>
       <w:r>
+        <w:t>Use a genuinely new case for independent evidence. Previously discussed examples remain practice; use the separately named independent case before feedback.</w:t>
+      </w:r>
+    </w:p>
+    <w:p>
+      <w:pPr>
+        <w:spacing w:line="336" w:lineRule="auto" w:after="180"/>
+      </w:pPr>
+      <w:r>
+        <w:rPr>
+          <w:b/>
+        </w:rPr>
         <w:t>INDEPENDENT PROOF</w:t>
       </w:r>
     </w:p>
@@ -3154,7 +5406,13 @@
       </w:r>
     </w:p>
     <w:p>
-      <w:r>
+      <w:pPr>
+        <w:spacing w:line="336" w:lineRule="auto" w:after="180"/>
+      </w:pPr>
+      <w:r>
+        <w:rPr>
+          <w:b w:val="0"/>
+        </w:rPr>
         <w:t>Complete this with a fresh case after guided practice and compare it with the mastery criteria.</w:t>
       </w:r>
     </w:p>
@@ -3195,48 +5453,180 @@
       </w:r>
     </w:p>
     <w:p>
-      <w:r>
+      <w:pPr>
+        <w:pStyle w:val="Heading3"/>
+      </w:pPr>
+      <w:r>
+        <w:t>What success looks like</w:t>
+      </w:r>
+    </w:p>
+    <w:p>
+      <w:pPr>
+        <w:spacing w:line="336" w:lineRule="auto" w:after="180"/>
+        <w:shd w:fill="EDF7F3"/>
+      </w:pPr>
+      <w:r>
+        <w:rPr>
+          <w:b w:val="0"/>
+        </w:rPr>
         <w:t>REQUIRED PROOF  Trace problem → data → train → predict → evaluate → improve, and identify where human judgment enters.</w:t>
       </w:r>
     </w:p>
     <w:p>
-      <w:r>
-        <w:t>□ Define the task, feature/target roles, and intended-use boundary.</w:t>
-      </w:r>
-    </w:p>
-    <w:p>
-      <w:r>
+      <w:pPr>
+        <w:spacing w:line="336" w:lineRule="auto" w:after="180"/>
+      </w:pPr>
+      <w:r>
+        <w:rPr>
+          <w:b w:val="0"/>
+        </w:rPr>
+        <w:t xml:space="preserve">□ Define the task, </w:t>
+      </w:r>
+      <w:r>
+        <w:rPr>
+          <w:b/>
+        </w:rPr>
+        <w:t>feature</w:t>
+      </w:r>
+      <w:r>
+        <w:rPr>
+          <w:b w:val="0"/>
+        </w:rPr>
+        <w:t>/target roles, and intended-use boundary.</w:t>
+      </w:r>
+    </w:p>
+    <w:p>
+      <w:pPr>
+        <w:spacing w:line="336" w:lineRule="auto" w:after="180"/>
+      </w:pPr>
+      <w:r>
+        <w:rPr>
+          <w:b w:val="0"/>
+        </w:rPr>
         <w:t>□ Show the calculation, code trace, or experiment record.</w:t>
       </w:r>
     </w:p>
     <w:p>
-      <w:r>
+      <w:pPr>
+        <w:spacing w:line="336" w:lineRule="auto" w:after="180"/>
+      </w:pPr>
+      <w:r>
+        <w:rPr>
+          <w:b w:val="0"/>
+        </w:rPr>
         <w:t>□ Test a normal case and one revealing boundary, missing, or shifted case.</w:t>
       </w:r>
     </w:p>
     <w:p>
-      <w:r>
+      <w:pPr>
+        <w:spacing w:line="336" w:lineRule="auto" w:after="180"/>
+      </w:pPr>
+      <w:r>
+        <w:rPr>
+          <w:b w:val="0"/>
+        </w:rPr>
         <w:t>□ Diagnose one failure without changing several factors at once.</w:t>
       </w:r>
     </w:p>
     <w:p>
-      <w:r>
+      <w:pPr>
+        <w:spacing w:line="336" w:lineRule="auto" w:after="180"/>
+      </w:pPr>
+      <w:r>
+        <w:rPr>
+          <w:b w:val="0"/>
+        </w:rPr>
         <w:t>□ Name a limitation, fairness concern, and the human-review action.</w:t>
       </w:r>
     </w:p>
     <w:p>
-      <w:r>
-        <w:t>Independent evidence and defense:</w:t>
-      </w:r>
-    </w:p>
-    <w:p>
-      <w:r>
+      <w:pPr>
+        <w:spacing w:line="336" w:lineRule="auto" w:after="180"/>
+      </w:pPr>
+      <w:r>
+        <w:rPr>
+          <w:b w:val="0"/>
+        </w:rPr>
+        <w:t xml:space="preserve">Independent </w:t>
+      </w:r>
+      <w:r>
+        <w:rPr>
+          <w:b/>
+        </w:rPr>
+        <w:t>evidence</w:t>
+      </w:r>
+      <w:r>
+        <w:rPr>
+          <w:b w:val="0"/>
+        </w:rPr>
+        <w:t xml:space="preserve"> and defense:</w:t>
+      </w:r>
+    </w:p>
+    <w:p>
+      <w:pPr>
+        <w:spacing w:line="336" w:lineRule="auto" w:after="180"/>
+      </w:pPr>
+      <w:r>
+        <w:rPr>
+          <w:b w:val="0"/>
+        </w:rPr>
         <w:t>My level:  □ Not yet  □ With one hint  □ Independently  □ I can teach and defend it</w:t>
       </w:r>
     </w:p>
     <w:p>
-      <w:r>
-        <w:t>NEXT BRIDGE  Carry the experiment evidence into: Features, Labels, Targets.</w:t>
+      <w:pPr>
+        <w:pStyle w:val="Heading3"/>
+      </w:pPr>
+      <w:r>
+        <w:t>Connect to the next lesson</w:t>
+      </w:r>
+    </w:p>
+    <w:p>
+      <w:pPr>
+        <w:spacing w:line="336" w:lineRule="auto" w:after="180"/>
+        <w:shd w:fill="F1F6F8"/>
+      </w:pPr>
+      <w:r>
+        <w:rPr>
+          <w:b w:val="0"/>
+        </w:rPr>
+        <w:t xml:space="preserve">NEXT BRIDGE  Carry the experiment </w:t>
+      </w:r>
+      <w:r>
+        <w:rPr>
+          <w:b/>
+        </w:rPr>
+        <w:t>evidence</w:t>
+      </w:r>
+      <w:r>
+        <w:rPr>
+          <w:b w:val="0"/>
+        </w:rPr>
+        <w:t xml:space="preserve"> into: </w:t>
+      </w:r>
+      <w:r>
+        <w:rPr>
+          <w:b/>
+        </w:rPr>
+        <w:t>Feature</w:t>
+      </w:r>
+      <w:r>
+        <w:rPr>
+          <w:b w:val="0"/>
+        </w:rPr>
+        <w:t xml:space="preserve">s, </w:t>
+      </w:r>
+      <w:r>
+        <w:rPr>
+          <w:b/>
+        </w:rPr>
+        <w:t>Label</w:t>
+      </w:r>
+      <w:r>
+        <w:rPr>
+          <w:b w:val="0"/>
+        </w:rPr>
+        <w:t>s, Targets.</w:t>
       </w:r>
     </w:p>
     <w:p>
@@ -3248,6 +5638,11 @@
       </w:r>
     </w:p>
     <w:p>
+      <w:r>
+        <w:t>Revisit the complete The ML Lifecycle case for supported practice. Repeated examples do not become fresh assessments.</w:t>
+      </w:r>
+    </w:p>
+    <w:p>
       <w:pPr>
         <w:pStyle w:val="Heading3"/>
       </w:pPr>
@@ -3256,7 +5651,13 @@
       </w:r>
     </w:p>
     <w:p>
-      <w:r>
+      <w:pPr>
+        <w:spacing w:line="336" w:lineRule="auto" w:after="180"/>
+      </w:pPr>
+      <w:r>
+        <w:rPr>
+          <w:b w:val="0"/>
+        </w:rPr>
         <w:t>Use the supplied details to practise the weekly concept before attempting the independent question. This case extends the illustrated lesson.</w:t>
       </w:r>
     </w:p>
@@ -3269,8 +5670,38 @@
       </w:r>
     </w:p>
     <w:p>
-      <w:r>
-        <w:t>A team labels leaf photos, trains a healthy/spotted classifier and shows one correct prediction.</w:t>
+      <w:pPr>
+        <w:spacing w:line="336" w:lineRule="auto" w:after="180"/>
+      </w:pPr>
+      <w:r>
+        <w:rPr>
+          <w:b w:val="0"/>
+        </w:rPr>
+        <w:t xml:space="preserve">A team </w:t>
+      </w:r>
+      <w:r>
+        <w:rPr>
+          <w:b/>
+        </w:rPr>
+        <w:t>label</w:t>
+      </w:r>
+      <w:r>
+        <w:rPr>
+          <w:b w:val="0"/>
+        </w:rPr>
+        <w:t xml:space="preserve">s leaf photos, trains a healthy/spotted classifier and shows one correct </w:t>
+      </w:r>
+      <w:r>
+        <w:rPr>
+          <w:b/>
+        </w:rPr>
+        <w:t>prediction</w:t>
+      </w:r>
+      <w:r>
+        <w:rPr>
+          <w:b w:val="0"/>
+        </w:rPr>
+        <w:t>.</w:t>
       </w:r>
     </w:p>
     <w:p>
@@ -3282,8 +5713,26 @@
       </w:r>
     </w:p>
     <w:p>
-      <w:r>
-        <w:t>Order the lifecycle and identify missing evidence.</w:t>
+      <w:pPr>
+        <w:spacing w:line="336" w:lineRule="auto" w:after="180"/>
+      </w:pPr>
+      <w:r>
+        <w:rPr>
+          <w:b w:val="0"/>
+        </w:rPr>
+        <w:t xml:space="preserve">Order the lifecycle and identify missing </w:t>
+      </w:r>
+      <w:r>
+        <w:rPr>
+          <w:b/>
+        </w:rPr>
+        <w:t>evidence</w:t>
+      </w:r>
+      <w:r>
+        <w:rPr>
+          <w:b w:val="0"/>
+        </w:rPr>
+        <w:t>.</w:t>
       </w:r>
     </w:p>
     <w:p>
@@ -3295,8 +5744,38 @@
       </w:r>
     </w:p>
     <w:p>
-      <w:r>
-        <w:t>Define use and labels, collect data, separate evaluation data, train, predict, evaluate and improve. One correct result is insufficient. Test unseen varied cases and retain human responsibility.</w:t>
+      <w:pPr>
+        <w:spacing w:line="336" w:lineRule="auto" w:after="180"/>
+      </w:pPr>
+      <w:r>
+        <w:rPr>
+          <w:b w:val="0"/>
+        </w:rPr>
+        <w:t xml:space="preserve">Define use and </w:t>
+      </w:r>
+      <w:r>
+        <w:rPr>
+          <w:b/>
+        </w:rPr>
+        <w:t>label</w:t>
+      </w:r>
+      <w:r>
+        <w:rPr>
+          <w:b w:val="0"/>
+        </w:rPr>
+        <w:t xml:space="preserve">s, collect data, separate </w:t>
+      </w:r>
+      <w:r>
+        <w:rPr>
+          <w:b/>
+        </w:rPr>
+        <w:t>evaluation</w:t>
+      </w:r>
+      <w:r>
+        <w:rPr>
+          <w:b w:val="0"/>
+        </w:rPr>
+        <w:t xml:space="preserve"> data, train, predict, evaluate and improve. One correct result is insufficient. Test unseen varied cases and retain human responsibility.</w:t>
       </w:r>
     </w:p>
     <w:p>
@@ -3308,7 +5787,14 @@
       </w:r>
     </w:p>
     <w:p>
-      <w:r>
+      <w:pPr>
+        <w:spacing w:line="336" w:lineRule="auto" w:after="180"/>
+        <w:shd w:fill="F5F1FB"/>
+      </w:pPr>
+      <w:r>
+        <w:rPr>
+          <w:b w:val="0"/>
+        </w:rPr>
         <w:t>Which detail supports the answer, and why does it matter?</w:t>
       </w:r>
     </w:p>
@@ -3508,18 +5994,96 @@
       </w:tr>
     </w:tbl>
     <w:p>
-      <w:r>
-        <w:t>A team labels leaf photos, trains a healthy/spotted classifier and shows one correct prediction.</w:t>
-      </w:r>
-    </w:p>
-    <w:p>
-      <w:r>
-        <w:t>Order the lifecycle and identify missing evidence.</w:t>
-      </w:r>
-    </w:p>
-    <w:p>
-      <w:r>
-        <w:t>Define use and labels, collect data, separate evaluation data, train, predict, evaluate and improve. One correct result is insufficient. Test unseen varied cases and retain human responsibility.</w:t>
+      <w:pPr>
+        <w:spacing w:line="336" w:lineRule="auto" w:after="180"/>
+      </w:pPr>
+      <w:r>
+        <w:rPr>
+          <w:b w:val="0"/>
+        </w:rPr>
+        <w:t xml:space="preserve">A team </w:t>
+      </w:r>
+      <w:r>
+        <w:rPr>
+          <w:b/>
+        </w:rPr>
+        <w:t>label</w:t>
+      </w:r>
+      <w:r>
+        <w:rPr>
+          <w:b w:val="0"/>
+        </w:rPr>
+        <w:t xml:space="preserve">s leaf photos, trains a healthy/spotted classifier and shows one correct </w:t>
+      </w:r>
+      <w:r>
+        <w:rPr>
+          <w:b/>
+        </w:rPr>
+        <w:t>prediction</w:t>
+      </w:r>
+      <w:r>
+        <w:rPr>
+          <w:b w:val="0"/>
+        </w:rPr>
+        <w:t>.</w:t>
+      </w:r>
+    </w:p>
+    <w:p>
+      <w:pPr>
+        <w:spacing w:line="336" w:lineRule="auto" w:after="180"/>
+      </w:pPr>
+      <w:r>
+        <w:rPr>
+          <w:b w:val="0"/>
+        </w:rPr>
+        <w:t xml:space="preserve">Order the lifecycle and identify missing </w:t>
+      </w:r>
+      <w:r>
+        <w:rPr>
+          <w:b/>
+        </w:rPr>
+        <w:t>evidence</w:t>
+      </w:r>
+      <w:r>
+        <w:rPr>
+          <w:b w:val="0"/>
+        </w:rPr>
+        <w:t>.</w:t>
+      </w:r>
+    </w:p>
+    <w:p>
+      <w:pPr>
+        <w:spacing w:line="336" w:lineRule="auto" w:after="180"/>
+      </w:pPr>
+      <w:r>
+        <w:rPr>
+          <w:b w:val="0"/>
+        </w:rPr>
+        <w:t xml:space="preserve">Define use and </w:t>
+      </w:r>
+      <w:r>
+        <w:rPr>
+          <w:b/>
+        </w:rPr>
+        <w:t>label</w:t>
+      </w:r>
+      <w:r>
+        <w:rPr>
+          <w:b w:val="0"/>
+        </w:rPr>
+        <w:t xml:space="preserve">s, collect data, separate </w:t>
+      </w:r>
+      <w:r>
+        <w:rPr>
+          <w:b/>
+        </w:rPr>
+        <w:t>evaluation</w:t>
+      </w:r>
+      <w:r>
+        <w:rPr>
+          <w:b w:val="0"/>
+        </w:rPr>
+        <w:t xml:space="preserve"> data, train, predict, evaluate and improve. One correct result is insufficient. Test unseen varied cases and retain human responsibility.</w:t>
       </w:r>
     </w:p>
     <w:p>
@@ -3531,6 +6095,11 @@
       </w:r>
     </w:p>
     <w:p>
+      <w:r>
+        <w:t>Attempt the reserved new case before feedback. Record support; the earlier examples below remain additional practice.</w:t>
+      </w:r>
+    </w:p>
+    <w:p>
       <w:pPr>
         <w:pStyle w:val="Heading3"/>
       </w:pPr>
@@ -3539,8 +6108,84 @@
       </w:r>
     </w:p>
     <w:p>
-      <w:r>
-        <w:t>New training cards are (width 2, label 0), (4, 0), (6, 1), (8, 1). Candidates are 3, 5 and 7. Predict 1 when width is at least the threshold. Count training mistakes, select the fewest with smaller threshold breaking ties, and record the choice before testing. Held out cards are (3, 0), (7, 1), (5, 0). Give each test prediction, the correct count and a limited conclusion.</w:t>
+      <w:pPr>
+        <w:spacing w:line="336" w:lineRule="auto" w:after="180"/>
+      </w:pPr>
+      <w:r>
+        <w:rPr>
+          <w:b w:val="0"/>
+        </w:rPr>
+        <w:t xml:space="preserve">New </w:t>
+      </w:r>
+      <w:r>
+        <w:rPr>
+          <w:b/>
+        </w:rPr>
+        <w:t>training</w:t>
+      </w:r>
+      <w:r>
+        <w:rPr>
+          <w:b w:val="0"/>
+        </w:rPr>
+        <w:t xml:space="preserve"> cards are (width 2, </w:t>
+      </w:r>
+      <w:r>
+        <w:rPr>
+          <w:b/>
+        </w:rPr>
+        <w:t>label</w:t>
+      </w:r>
+      <w:r>
+        <w:rPr>
+          <w:b w:val="0"/>
+        </w:rPr>
+        <w:t xml:space="preserve"> 0), (4, 0), (6, 1), (8, 1). Candidates are 3, 5 and 7. Predict 1 when width is at least the threshold.</w:t>
+      </w:r>
+    </w:p>
+    <w:p>
+      <w:pPr>
+        <w:spacing w:line="336" w:lineRule="auto" w:after="180"/>
+      </w:pPr>
+      <w:r>
+        <w:rPr>
+          <w:b w:val="0"/>
+        </w:rPr>
+        <w:t xml:space="preserve">Count </w:t>
+      </w:r>
+      <w:r>
+        <w:rPr>
+          <w:b/>
+        </w:rPr>
+        <w:t>training</w:t>
+      </w:r>
+      <w:r>
+        <w:rPr>
+          <w:b w:val="0"/>
+        </w:rPr>
+        <w:t xml:space="preserve"> mistakes, select the fewest with smaller threshold breaking ties, and record the choice before testing. Held out cards are (3, 0), (7, 1), (5, 0).</w:t>
+      </w:r>
+    </w:p>
+    <w:p>
+      <w:pPr>
+        <w:spacing w:line="336" w:lineRule="auto" w:after="180"/>
+      </w:pPr>
+      <w:r>
+        <w:rPr>
+          <w:b w:val="0"/>
+        </w:rPr>
+        <w:t xml:space="preserve">Give each test </w:t>
+      </w:r>
+      <w:r>
+        <w:rPr>
+          <w:b/>
+        </w:rPr>
+        <w:t>prediction</w:t>
+      </w:r>
+      <w:r>
+        <w:rPr>
+          <w:b w:val="0"/>
+        </w:rPr>
+        <w:t>, the correct count and a limited conclusion.</w:t>
       </w:r>
     </w:p>
     <w:p>
@@ -3587,7 +6232,13 @@
       </w:r>
     </w:p>
     <w:p>
-      <w:r>
+      <w:pPr>
+        <w:spacing w:line="336" w:lineRule="auto" w:after="180"/>
+      </w:pPr>
+      <w:r>
+        <w:rPr>
+          <w:b w:val="0"/>
+        </w:rPr>
         <w:t>Attempt this case before feedback. Record any help. Earlier examples below are further practice; a case already practised with feedback cannot establish fresh transfer.</w:t>
       </w:r>
     </w:p>
@@ -3600,18 +6251,42 @@
       </w:r>
     </w:p>
     <w:p>
-      <w:r>
+      <w:pPr>
+        <w:spacing w:line="336" w:lineRule="auto" w:after="180"/>
+      </w:pPr>
+      <w:r>
+        <w:rPr>
+          <w:b w:val="0"/>
+        </w:rPr>
         <w:t>Close the worked explanation. Apply the idea to this different question without copying.</w:t>
       </w:r>
     </w:p>
     <w:p>
-      <w:r>
+      <w:pPr>
+        <w:spacing w:line="336" w:lineRule="auto" w:after="180"/>
+      </w:pPr>
+      <w:r>
+        <w:rPr>
+          <w:b w:val="0"/>
+        </w:rPr>
         <w:t>A team selects a model before deciding what outcome to predict or where the data comes from. Name two missing lifecycle decisions and their effect.</w:t>
       </w:r>
     </w:p>
     <w:p>
-      <w:r>
-        <w:t>My answer, with a trace, calculation or supporting evidence</w:t>
+      <w:pPr>
+        <w:spacing w:line="336" w:lineRule="auto" w:after="180"/>
+      </w:pPr>
+      <w:r>
+        <w:rPr>
+          <w:b w:val="0"/>
+        </w:rPr>
+        <w:t xml:space="preserve">My answer, with a trace, calculation or supporting </w:t>
+      </w:r>
+      <w:r>
+        <w:rPr>
+          <w:b/>
+        </w:rPr>
+        <w:t>evidence</w:t>
       </w:r>
     </w:p>
     <w:p>
@@ -3656,13 +6331,37 @@
       </w:r>
     </w:p>
     <w:p>
-      <w:r>
+      <w:pPr>
+        <w:spacing w:line="336" w:lineRule="auto" w:after="180"/>
+      </w:pPr>
+      <w:r>
+        <w:rPr>
+          <w:b w:val="0"/>
+        </w:rPr>
         <w:t>Change one relevant detail. Predict the result before testing. Include a boundary or missing-information case when it helps reveal a limit.</w:t>
       </w:r>
     </w:p>
     <w:p>
-      <w:r>
-        <w:t>My changed input and expected result</w:t>
+      <w:pPr>
+        <w:spacing w:line="336" w:lineRule="auto" w:after="180"/>
+      </w:pPr>
+      <w:r>
+        <w:rPr>
+          <w:b w:val="0"/>
+        </w:rPr>
+        <w:t xml:space="preserve">My changed </w:t>
+      </w:r>
+      <w:r>
+        <w:rPr>
+          <w:b/>
+        </w:rPr>
+        <w:t>input</w:t>
+      </w:r>
+      <w:r>
+        <w:rPr>
+          <w:b w:val="0"/>
+        </w:rPr>
+        <w:t xml:space="preserve"> and expected result</w:t>
       </w:r>
     </w:p>
     <w:p>
@@ -3707,13 +6406,49 @@
       </w:r>
     </w:p>
     <w:p>
-      <w:r>
-        <w:t>Write the Responsible Plant Classifier problem statement, intended user, prediction target, success measure, and human-review point.</w:t>
-      </w:r>
-    </w:p>
-    <w:p>
-      <w:r>
-        <w:t>The evidence I will keep</w:t>
+      <w:pPr>
+        <w:spacing w:line="336" w:lineRule="auto" w:after="180"/>
+      </w:pPr>
+      <w:r>
+        <w:rPr>
+          <w:b w:val="0"/>
+        </w:rPr>
+        <w:t xml:space="preserve">Write the Responsible Plant Classifier problem statement, intended user, </w:t>
+      </w:r>
+      <w:r>
+        <w:rPr>
+          <w:b/>
+        </w:rPr>
+        <w:t>prediction</w:t>
+      </w:r>
+      <w:r>
+        <w:rPr>
+          <w:b w:val="0"/>
+        </w:rPr>
+        <w:t xml:space="preserve"> target, success measure, and human-review point.</w:t>
+      </w:r>
+    </w:p>
+    <w:p>
+      <w:pPr>
+        <w:spacing w:line="336" w:lineRule="auto" w:after="180"/>
+      </w:pPr>
+      <w:r>
+        <w:rPr>
+          <w:b w:val="0"/>
+        </w:rPr>
+        <w:t xml:space="preserve">The </w:t>
+      </w:r>
+      <w:r>
+        <w:rPr>
+          <w:b/>
+        </w:rPr>
+        <w:t>evidence</w:t>
+      </w:r>
+      <w:r>
+        <w:rPr>
+          <w:b w:val="0"/>
+        </w:rPr>
+        <w:t xml:space="preserve"> I will keep</w:t>
       </w:r>
     </w:p>
     <w:p>
@@ -3750,8 +6485,26 @@
       </w:r>
     </w:p>
     <w:p>
-      <w:r>
-        <w:t>Your teacher has the independent answer and scoring criteria. Complete the matching workbook week to keep your practice evidence together.</w:t>
+      <w:pPr>
+        <w:spacing w:line="336" w:lineRule="auto" w:after="180"/>
+      </w:pPr>
+      <w:r>
+        <w:rPr>
+          <w:b w:val="0"/>
+        </w:rPr>
+        <w:t xml:space="preserve">Your teacher has the independent answer and scoring criteria. Complete the matching workbook week to keep your practice </w:t>
+      </w:r>
+      <w:r>
+        <w:rPr>
+          <w:b/>
+        </w:rPr>
+        <w:t>evidence</w:t>
+      </w:r>
+      <w:r>
+        <w:rPr>
+          <w:b w:val="0"/>
+        </w:rPr>
+        <w:t xml:space="preserve"> together.</w:t>
       </w:r>
     </w:p>
     <w:p>
@@ -3763,8 +6516,38 @@
       </w:r>
     </w:p>
     <w:p>
-      <w:r>
-        <w:t>A team labels photos, fits a model and celebrates one correct new photo. List the missing evaluation steps and define the intended use before testing.</w:t>
+      <w:pPr>
+        <w:spacing w:line="336" w:lineRule="auto" w:after="180"/>
+      </w:pPr>
+      <w:r>
+        <w:rPr>
+          <w:b w:val="0"/>
+        </w:rPr>
+        <w:t xml:space="preserve">A team </w:t>
+      </w:r>
+      <w:r>
+        <w:rPr>
+          <w:b/>
+        </w:rPr>
+        <w:t>label</w:t>
+      </w:r>
+      <w:r>
+        <w:rPr>
+          <w:b w:val="0"/>
+        </w:rPr>
+        <w:t xml:space="preserve">s photos, fits a model and celebrates one correct new photo. List the missing </w:t>
+      </w:r>
+      <w:r>
+        <w:rPr>
+          <w:b/>
+        </w:rPr>
+        <w:t>evaluation</w:t>
+      </w:r>
+      <w:r>
+        <w:rPr>
+          <w:b w:val="0"/>
+        </w:rPr>
+        <w:t xml:space="preserve"> steps and define the intended use before testing.</w:t>
       </w:r>
     </w:p>
     <w:p>
@@ -3819,8 +6602,25 @@
       </w:r>
     </w:p>
     <w:p>
-      <w:r>
-        <w:t>Attempt the independent case before hints. Record whether you worked alone, used a hint or followed a model. After feedback, fix the first unsupported step and explain why it changed. A later check uses a changed case, not a copied answer.</w:t>
+      <w:pPr>
+        <w:spacing w:line="336" w:lineRule="auto" w:after="180"/>
+      </w:pPr>
+      <w:r>
+        <w:rPr>
+          <w:b w:val="0"/>
+        </w:rPr>
+        <w:t>Attempt the independent case before hints. Record whether you worked alone, used a hint or followed a model. After feedback, fix the first unsupported step and explain why it changed.</w:t>
+      </w:r>
+    </w:p>
+    <w:p>
+      <w:pPr>
+        <w:spacing w:line="336" w:lineRule="auto" w:after="180"/>
+      </w:pPr>
+      <w:r>
+        <w:rPr>
+          <w:b w:val="0"/>
+        </w:rPr>
+        <w:t>A later check uses a changed case, not a copied answer.</w:t>
       </w:r>
     </w:p>
     <w:p>
@@ -3833,6 +6633,17 @@
     </w:p>
     <w:p>
       <w:r>
+        <w:t>Use this map to navigate The ML Lifecycle, connect the goals to tasks and keep one evidence record for each attempt.</w:t>
+      </w:r>
+    </w:p>
+    <w:p>
+      <w:pPr>
+        <w:spacing w:line="336" w:lineRule="auto" w:after="180"/>
+      </w:pPr>
+      <w:r>
+        <w:rPr>
+          <w:b w:val="0"/>
+        </w:rPr>
         <w:t>Start with this question: Follow one complete plant-classifier lifecycle without tuning on the final test.</w:t>
       </w:r>
     </w:p>
@@ -3939,13 +6750,61 @@
       </w:tr>
     </w:tbl>
     <w:p>
-      <w:r>
-        <w:t>Remember → watch and explain → try with help → investigate → try independently → keep project evidence. Your teacher may spread this lesson across several classes.</w:t>
-      </w:r>
-    </w:p>
-    <w:p>
-      <w:r>
-        <w:t>Keep your first prediction. Compare it with what the evidence shows and explain any change.</w:t>
+      <w:pPr>
+        <w:spacing w:line="336" w:lineRule="auto" w:after="180"/>
+      </w:pPr>
+      <w:r>
+        <w:rPr>
+          <w:b w:val="0"/>
+        </w:rPr>
+        <w:t xml:space="preserve">Remember → watch and explain → try with help → investigate → try independently → keep project </w:t>
+      </w:r>
+      <w:r>
+        <w:rPr>
+          <w:b/>
+        </w:rPr>
+        <w:t>evidence</w:t>
+      </w:r>
+      <w:r>
+        <w:rPr>
+          <w:b w:val="0"/>
+        </w:rPr>
+        <w:t>. Your teacher may spread this lesson across several classes.</w:t>
+      </w:r>
+    </w:p>
+    <w:p>
+      <w:pPr>
+        <w:spacing w:line="336" w:lineRule="auto" w:after="180"/>
+      </w:pPr>
+      <w:r>
+        <w:rPr>
+          <w:b w:val="0"/>
+        </w:rPr>
+        <w:t xml:space="preserve">Keep your first </w:t>
+      </w:r>
+      <w:r>
+        <w:rPr>
+          <w:b/>
+        </w:rPr>
+        <w:t>prediction</w:t>
+      </w:r>
+      <w:r>
+        <w:rPr>
+          <w:b w:val="0"/>
+        </w:rPr>
+        <w:t xml:space="preserve">. Compare it with what the </w:t>
+      </w:r>
+      <w:r>
+        <w:rPr>
+          <w:b/>
+        </w:rPr>
+        <w:t>evidence</w:t>
+      </w:r>
+      <w:r>
+        <w:rPr>
+          <w:b w:val="0"/>
+        </w:rPr>
+        <w:t xml:space="preserve"> shows and explain any change.</w:t>
       </w:r>
     </w:p>
     <w:p>
@@ -3958,7 +6817,30 @@
     </w:p>
     <w:p>
       <w:r>
-        <w:t>Close your notes. Explain this goal in your own words: Distinguish fitting a rule from applying a fixed rule</w:t>
+        <w:t>Explain The ML Lifecycle without notes, identify a remaining question and plan a later check with a changed case.</w:t>
+      </w:r>
+    </w:p>
+    <w:p>
+      <w:pPr>
+        <w:spacing w:line="336" w:lineRule="auto" w:after="180"/>
+      </w:pPr>
+      <w:r>
+        <w:rPr>
+          <w:b w:val="0"/>
+        </w:rPr>
+        <w:t xml:space="preserve">Close your notes. Explain this goal in your own words: Distinguish </w:t>
+      </w:r>
+      <w:r>
+        <w:rPr>
+          <w:b/>
+        </w:rPr>
+        <w:t>fitting</w:t>
+      </w:r>
+      <w:r>
+        <w:rPr>
+          <w:b w:val="0"/>
+        </w:rPr>
+        <w:t xml:space="preserve"> a rule from applying a fixed rule</w:t>
       </w:r>
     </w:p>
     <w:p>
@@ -3995,13 +6877,61 @@
       </w:r>
     </w:p>
     <w:p>
-      <w:r>
-        <w:t>If you are unsure, return to the worked picture and explain one arrow. If you are ready, change an input or assumption and justify your prediction.</w:t>
-      </w:r>
-    </w:p>
-    <w:p>
-      <w:r>
-        <w:t>Save your workbook evidence. At the next review, try a different case before opening your old answer.</w:t>
+      <w:pPr>
+        <w:spacing w:line="336" w:lineRule="auto" w:after="180"/>
+      </w:pPr>
+      <w:r>
+        <w:rPr>
+          <w:b w:val="0"/>
+        </w:rPr>
+        <w:t xml:space="preserve">If you are unsure, return to the worked picture and explain one arrow. If you are ready, change an </w:t>
+      </w:r>
+      <w:r>
+        <w:rPr>
+          <w:b/>
+        </w:rPr>
+        <w:t>input</w:t>
+      </w:r>
+      <w:r>
+        <w:rPr>
+          <w:b w:val="0"/>
+        </w:rPr>
+        <w:t xml:space="preserve"> or assumption and justify your </w:t>
+      </w:r>
+      <w:r>
+        <w:rPr>
+          <w:b/>
+        </w:rPr>
+        <w:t>prediction</w:t>
+      </w:r>
+      <w:r>
+        <w:rPr>
+          <w:b w:val="0"/>
+        </w:rPr>
+        <w:t>.</w:t>
+      </w:r>
+    </w:p>
+    <w:p>
+      <w:pPr>
+        <w:spacing w:line="336" w:lineRule="auto" w:after="180"/>
+      </w:pPr>
+      <w:r>
+        <w:rPr>
+          <w:b w:val="0"/>
+        </w:rPr>
+        <w:t xml:space="preserve">Save your workbook </w:t>
+      </w:r>
+      <w:r>
+        <w:rPr>
+          <w:b/>
+        </w:rPr>
+        <w:t>evidence</w:t>
+      </w:r>
+      <w:r>
+        <w:rPr>
+          <w:b w:val="0"/>
+        </w:rPr>
+        <w:t>. At the next review, try a different case before opening your old answer.</w:t>
       </w:r>
     </w:p>
     <w:p>
@@ -4014,11 +6944,28 @@
     </w:p>
     <w:p>
       <w:r>
+        <w:t>Attempt supported questions before using hints or feedback. Review a missing building block, then keep the completed work.</w:t>
+      </w:r>
+    </w:p>
+    <w:p>
+      <w:pPr>
+        <w:spacing w:line="336" w:lineRule="auto" w:after="180"/>
+      </w:pPr>
+      <w:r>
+        <w:rPr>
+          <w:b w:val="0"/>
+        </w:rPr>
         <w:t>Use this supported practice once, in the browser or on paper. Keep the reserved independent assessment for a separate first attempt before teacher feedback.</w:t>
       </w:r>
     </w:p>
     <w:p>
-      <w:r>
+      <w:pPr>
+        <w:spacing w:line="336" w:lineRule="auto" w:after="180"/>
+      </w:pPr>
+      <w:r>
+        <w:rPr>
+          <w:b w:val="0"/>
+        </w:rPr>
         <w:t>Follow one complete plant-classifier lifecycle without tuning on the final test.</w:t>
       </w:r>
     </w:p>
@@ -4031,23 +6978,68 @@
       </w:r>
     </w:p>
     <w:p>
-      <w:r>
-        <w:t>Which labelled step matches this detail? Fresh leaves width 2 healthy and 6 spotted are both predicted correctly: 2/2.</w:t>
-      </w:r>
-    </w:p>
-    <w:p>
-      <w:r>
+      <w:pPr>
+        <w:spacing w:line="336" w:lineRule="auto" w:after="180"/>
+      </w:pPr>
+      <w:r>
+        <w:rPr>
+          <w:b w:val="0"/>
+        </w:rPr>
+        <w:t xml:space="preserve">Which </w:t>
+      </w:r>
+      <w:r>
+        <w:rPr>
+          <w:b/>
+        </w:rPr>
+        <w:t>label</w:t>
+      </w:r>
+      <w:r>
+        <w:rPr>
+          <w:b w:val="0"/>
+        </w:rPr>
+        <w:t>led step matches this detail? Fresh leaves width 2 healthy and 6 spotted are both predicted correctly: 2/2.</w:t>
+      </w:r>
+    </w:p>
+    <w:p>
+      <w:pPr>
+        <w:spacing w:line="336" w:lineRule="auto" w:after="180"/>
+        <w:shd w:fill="F4F9FC"/>
+      </w:pPr>
+      <w:r>
+        <w:rPr>
+          <w:b w:val="0"/>
+        </w:rPr>
         <w:t>1. Test once</w:t>
       </w:r>
     </w:p>
     <w:p>
-      <w:r>
+      <w:pPr>
+        <w:spacing w:line="336" w:lineRule="auto" w:after="180"/>
+        <w:shd w:fill="F4F9FC"/>
+      </w:pPr>
+      <w:r>
+        <w:rPr>
+          <w:b w:val="0"/>
+        </w:rPr>
         <w:t>2. Freeze candidate</w:t>
       </w:r>
     </w:p>
     <w:p>
-      <w:r>
-        <w:t>3. Fit using training</w:t>
+      <w:pPr>
+        <w:spacing w:line="336" w:lineRule="auto" w:after="180"/>
+        <w:shd w:fill="F4F9FC"/>
+      </w:pPr>
+      <w:r>
+        <w:rPr>
+          <w:b w:val="0"/>
+        </w:rPr>
+        <w:t xml:space="preserve">3. Fit using </w:t>
+      </w:r>
+      <w:r>
+        <w:rPr>
+          <w:b/>
+        </w:rPr>
+        <w:t>training</w:t>
       </w:r>
     </w:p>
     <w:p>
@@ -4084,40 +7076,166 @@
       </w:r>
     </w:p>
     <w:p>
-      <w:r>
+      <w:pPr>
+        <w:pStyle w:val="Heading3"/>
+      </w:pPr>
+      <w:r>
+        <w:t>Hint · try first</w:t>
+      </w:r>
+    </w:p>
+    <w:p>
+      <w:pPr>
+        <w:spacing w:line="336" w:lineRule="auto" w:after="180"/>
+        <w:shd w:fill="F1F6F8"/>
+      </w:pPr>
+      <w:r>
+        <w:rPr>
+          <w:b w:val="0"/>
+        </w:rPr>
         <w:t>Hint if needed: Read the steps in the pictorial case. Match the supplied detail to the stage that performs or records it.</w:t>
       </w:r>
     </w:p>
     <w:p>
-      <w:r>
-        <w:t>After your attempt, compare with the supported explanation: Test once Fresh leaves width 2 healthy and 6 spotted are both predicted correctly: 2/2. Read the picture in order. Fresh leaves width 2 healthy and 6 spotted are both predicted correctly: 2/2. The arrows show which recorded input or intermediate result each decision uses. Explain the deciding step aloud before checking the changed case; pointing to the final answer alone does not show how it follows.</w:t>
-      </w:r>
-    </w:p>
-    <w:p>
       <w:pPr>
         <w:pStyle w:val="Heading3"/>
       </w:pPr>
       <w:r>
+        <w:t>Feedback · compare after trying</w:t>
+      </w:r>
+    </w:p>
+    <w:p>
+      <w:pPr>
+        <w:spacing w:line="336" w:lineRule="auto" w:after="180"/>
+        <w:shd w:fill="F1F6FC"/>
+      </w:pPr>
+      <w:r>
+        <w:rPr>
+          <w:b w:val="0"/>
+        </w:rPr>
+        <w:t>After your attempt, compare with the supported explanation: Test once Fresh leaves width 2 healthy and 6 spotted are both predicted correctly: 2/2. Read the picture in order.</w:t>
+      </w:r>
+    </w:p>
+    <w:p>
+      <w:pPr>
+        <w:spacing w:line="336" w:lineRule="auto" w:after="180"/>
+        <w:shd w:fill="F1F6FC"/>
+      </w:pPr>
+      <w:r>
+        <w:rPr>
+          <w:b w:val="0"/>
+        </w:rPr>
+        <w:t xml:space="preserve">Fresh leaves width 2 healthy and 6 spotted are both predicted correctly: 2/2. The arrows show which recorded </w:t>
+      </w:r>
+      <w:r>
+        <w:rPr>
+          <w:b/>
+        </w:rPr>
+        <w:t>input</w:t>
+      </w:r>
+      <w:r>
+        <w:rPr>
+          <w:b w:val="0"/>
+        </w:rPr>
+        <w:t xml:space="preserve"> or intermediate result each decision uses.</w:t>
+      </w:r>
+    </w:p>
+    <w:p>
+      <w:pPr>
+        <w:spacing w:line="336" w:lineRule="auto" w:after="180"/>
+        <w:shd w:fill="F1F6FC"/>
+      </w:pPr>
+      <w:r>
+        <w:rPr>
+          <w:b w:val="0"/>
+        </w:rPr>
+        <w:t>Explain the deciding step aloud before checking the changed case; pointing to the final answer alone does not show how it follows.</w:t>
+      </w:r>
+    </w:p>
+    <w:p>
+      <w:pPr>
+        <w:pStyle w:val="Heading3"/>
+      </w:pPr>
+      <w:r>
         <w:t>Practice 2: explain the deciding evidence</w:t>
       </w:r>
     </w:p>
     <w:p>
-      <w:r>
+      <w:pPr>
+        <w:pStyle w:val="Heading3"/>
+      </w:pPr>
+      <w:r>
+        <w:t>Changed case · predict first</w:t>
+      </w:r>
+    </w:p>
+    <w:p>
+      <w:pPr>
+        <w:spacing w:line="336" w:lineRule="auto" w:after="180"/>
+        <w:shd w:fill="F5F1FB"/>
+      </w:pPr>
+      <w:r>
+        <w:rPr>
+          <w:b w:val="0"/>
+        </w:rPr>
         <w:t>Changed-case practice: The fresh width-6 leaf is actually healthy. Which conclusion is supported by the supplied facts?</w:t>
       </w:r>
     </w:p>
     <w:p>
-      <w:r>
-        <w:t>1. We can decide the result without examining the changed input or the procedure.</w:t>
-      </w:r>
-    </w:p>
-    <w:p>
-      <w:r>
-        <w:t>2. This one example guarantees correct results for every future input.</w:t>
-      </w:r>
-    </w:p>
-    <w:p>
-      <w:r>
+      <w:pPr>
+        <w:spacing w:line="336" w:lineRule="auto" w:after="180"/>
+        <w:shd w:fill="F4F9FC"/>
+      </w:pPr>
+      <w:r>
+        <w:rPr>
+          <w:b w:val="0"/>
+        </w:rPr>
+        <w:t xml:space="preserve">1. We can decide the result without examining the changed </w:t>
+      </w:r>
+      <w:r>
+        <w:rPr>
+          <w:b/>
+        </w:rPr>
+        <w:t>input</w:t>
+      </w:r>
+      <w:r>
+        <w:rPr>
+          <w:b w:val="0"/>
+        </w:rPr>
+        <w:t xml:space="preserve"> or the procedure.</w:t>
+      </w:r>
+    </w:p>
+    <w:p>
+      <w:pPr>
+        <w:spacing w:line="336" w:lineRule="auto" w:after="180"/>
+        <w:shd w:fill="F4F9FC"/>
+      </w:pPr>
+      <w:r>
+        <w:rPr>
+          <w:b w:val="0"/>
+        </w:rPr>
+        <w:t xml:space="preserve">2. This one example guarantees correct results for every future </w:t>
+      </w:r>
+      <w:r>
+        <w:rPr>
+          <w:b/>
+        </w:rPr>
+        <w:t>input</w:t>
+      </w:r>
+      <w:r>
+        <w:rPr>
+          <w:b w:val="0"/>
+        </w:rPr>
+        <w:t>.</w:t>
+      </w:r>
+    </w:p>
+    <w:p>
+      <w:pPr>
+        <w:spacing w:line="336" w:lineRule="auto" w:after="180"/>
+        <w:shd w:fill="F4F9FC"/>
+      </w:pPr>
+      <w:r>
+        <w:rPr>
+          <w:b w:val="0"/>
+        </w:rPr>
         <w:t>3. The frozen model is correct on 1/2 test leaves.</w:t>
       </w:r>
     </w:p>
@@ -4155,26 +7273,109 @@
       </w:r>
     </w:p>
     <w:p>
-      <w:r>
+      <w:pPr>
+        <w:pStyle w:val="Heading3"/>
+      </w:pPr>
+      <w:r>
+        <w:t>Hint · try first</w:t>
+      </w:r>
+    </w:p>
+    <w:p>
+      <w:pPr>
+        <w:spacing w:line="336" w:lineRule="auto" w:after="180"/>
+        <w:shd w:fill="F1F6F8"/>
+      </w:pPr>
+      <w:r>
+        <w:rPr>
+          <w:b w:val="0"/>
+        </w:rPr>
         <w:t>Hint if needed: Use the changed condition and the deciding step in the pictorial trace. The answer must say what follows from those facts.</w:t>
       </w:r>
     </w:p>
     <w:p>
-      <w:r>
-        <w:t>After your attempt, compare with the supported explanation: The frozen model is correct on 1/2 test leaves. The supplied reference changed; moving the cutoff after seeing this test would reuse final evidence for development.</w:t>
-      </w:r>
-    </w:p>
-    <w:p>
       <w:pPr>
         <w:pStyle w:val="Heading3"/>
       </w:pPr>
       <w:r>
+        <w:t>Feedback · compare after trying</w:t>
+      </w:r>
+    </w:p>
+    <w:p>
+      <w:pPr>
+        <w:spacing w:line="336" w:lineRule="auto" w:after="180"/>
+        <w:shd w:fill="F1F6FC"/>
+      </w:pPr>
+      <w:r>
+        <w:rPr>
+          <w:b w:val="0"/>
+        </w:rPr>
+        <w:t xml:space="preserve">After your attempt, compare with the supported explanation: The frozen model is correct on 1/2 test leaves. The supplied reference changed; moving the cutoff after seeing this test would reuse final </w:t>
+      </w:r>
+      <w:r>
+        <w:rPr>
+          <w:b/>
+        </w:rPr>
+        <w:t>evidence</w:t>
+      </w:r>
+      <w:r>
+        <w:rPr>
+          <w:b w:val="0"/>
+        </w:rPr>
+        <w:t xml:space="preserve"> for development.</w:t>
+      </w:r>
+    </w:p>
+    <w:p>
+      <w:pPr>
+        <w:pStyle w:val="Heading3"/>
+      </w:pPr>
+      <w:r>
         <w:t>Repair a missing building block</w:t>
       </w:r>
     </w:p>
     <w:p>
-      <w:r>
-        <w:t>Review Creator Defense (ai-3/36). Goal: Explain the mechanism and terminology of generative systems defense. Short practice: Which numbers would you display to make the defense honest? Point to the relevant step in the picture, then write the changed result and the rule or evidence that supports it.. Return to this week and explain what you changed.</w:t>
+      <w:pPr>
+        <w:spacing w:line="336" w:lineRule="auto" w:after="180"/>
+      </w:pPr>
+      <w:r>
+        <w:rPr>
+          <w:b w:val="0"/>
+        </w:rPr>
+        <w:t xml:space="preserve">Review Creator Defense (ai-3/36). Goal: Explain the </w:t>
+      </w:r>
+      <w:r>
+        <w:rPr>
+          <w:b/>
+        </w:rPr>
+        <w:t>mechanism</w:t>
+      </w:r>
+      <w:r>
+        <w:rPr>
+          <w:b w:val="0"/>
+        </w:rPr>
+        <w:t xml:space="preserve"> and terminology of generative systems defense. Short practice: Which numbers would you display to make the defense honest?</w:t>
+      </w:r>
+    </w:p>
+    <w:p>
+      <w:pPr>
+        <w:spacing w:line="336" w:lineRule="auto" w:after="180"/>
+      </w:pPr>
+      <w:r>
+        <w:rPr>
+          <w:b w:val="0"/>
+        </w:rPr>
+        <w:t xml:space="preserve">Point to the relevant step in the picture, then write the changed result and the rule or </w:t>
+      </w:r>
+      <w:r>
+        <w:rPr>
+          <w:b/>
+        </w:rPr>
+        <w:t>evidence</w:t>
+      </w:r>
+      <w:r>
+        <w:rPr>
+          <w:b w:val="0"/>
+        </w:rPr>
+        <w:t xml:space="preserve"> that supports it.. Return to this week and explain what you changed.</w:t>
       </w:r>
     </w:p>
     <w:p>
@@ -4186,8 +7387,73 @@
       </w:r>
     </w:p>
     <w:p>
-      <w:r>
-        <w:t>The browser lab lets you edit the supported Python examples already included in this lesson. Predict first, run, inspect the actual output or error, change one input, then run again. Keep code, predictions, actual results and a reasoned revision together. On paper, label your result as a trace rather than an execution.</w:t>
+      <w:pPr>
+        <w:spacing w:line="336" w:lineRule="auto" w:after="180"/>
+      </w:pPr>
+      <w:r>
+        <w:rPr>
+          <w:b w:val="0"/>
+        </w:rPr>
+        <w:t xml:space="preserve">The browser lab lets you edit the supported Python examples already included in this lesson. Predict first, run, inspect the actual </w:t>
+      </w:r>
+      <w:r>
+        <w:rPr>
+          <w:b/>
+        </w:rPr>
+        <w:t>output</w:t>
+      </w:r>
+      <w:r>
+        <w:rPr>
+          <w:b w:val="0"/>
+        </w:rPr>
+        <w:t xml:space="preserve"> or error, change one </w:t>
+      </w:r>
+      <w:r>
+        <w:rPr>
+          <w:b/>
+        </w:rPr>
+        <w:t>input</w:t>
+      </w:r>
+      <w:r>
+        <w:rPr>
+          <w:b w:val="0"/>
+        </w:rPr>
+        <w:t>, then run again.</w:t>
+      </w:r>
+    </w:p>
+    <w:p>
+      <w:pPr>
+        <w:spacing w:line="336" w:lineRule="auto" w:after="180"/>
+      </w:pPr>
+      <w:r>
+        <w:rPr>
+          <w:b w:val="0"/>
+        </w:rPr>
+        <w:t xml:space="preserve">Keep code, </w:t>
+      </w:r>
+      <w:r>
+        <w:rPr>
+          <w:b/>
+        </w:rPr>
+        <w:t>prediction</w:t>
+      </w:r>
+      <w:r>
+        <w:rPr>
+          <w:b w:val="0"/>
+        </w:rPr>
+        <w:t xml:space="preserve">s, actual results and a reasoned revision together. On paper, </w:t>
+      </w:r>
+      <w:r>
+        <w:rPr>
+          <w:b/>
+        </w:rPr>
+        <w:t>label</w:t>
+      </w:r>
+      <w:r>
+        <w:rPr>
+          <w:b w:val="0"/>
+        </w:rPr>
+        <w:t xml:space="preserve"> your result as a trace rather than an execution.</w:t>
       </w:r>
     </w:p>
     <w:p>
@@ -4199,8 +7465,717 @@
       </w:r>
     </w:p>
     <w:p>
-      <w:r>
-        <w:t>Use Download completed work in the hosted lesson to export your answers, reflections, practice feedback and code-run evidence. Open the HTML copy to read or print it. Drafts stay in this browser when storage is available; clear drafts on a shared device.</w:t>
+      <w:pPr>
+        <w:spacing w:line="336" w:lineRule="auto" w:after="180"/>
+      </w:pPr>
+      <w:r>
+        <w:rPr>
+          <w:b w:val="0"/>
+        </w:rPr>
+        <w:t xml:space="preserve">Use Download completed work in the hosted lesson to export your answers, reflections, practice feedback and code-run </w:t>
+      </w:r>
+      <w:r>
+        <w:rPr>
+          <w:b/>
+        </w:rPr>
+        <w:t>evidence</w:t>
+      </w:r>
+      <w:r>
+        <w:rPr>
+          <w:b w:val="0"/>
+        </w:rPr>
+        <w:t>. Open the HTML copy to read or print it.</w:t>
+      </w:r>
+    </w:p>
+    <w:p>
+      <w:pPr>
+        <w:spacing w:line="336" w:lineRule="auto" w:after="180"/>
+      </w:pPr>
+      <w:r>
+        <w:rPr>
+          <w:b w:val="0"/>
+        </w:rPr>
+        <w:t>Drafts stay in this browser when storage is available; clear drafts on a shared device.</w:t>
+      </w:r>
+    </w:p>
+    <w:p>
+      <w:pPr>
+        <w:pStyle w:val="Heading1"/>
+      </w:pPr>
+      <w:r>
+        <w:t>18. Visual concept journey</w:t>
+      </w:r>
+    </w:p>
+    <w:p>
+      <w:r>
+        <w:t>Explain each The ML Lifecycle graphic using its labels, deciding evidence and relevant limitation.</w:t>
+      </w:r>
+    </w:p>
+    <w:p>
+      <w:pPr>
+        <w:pStyle w:val="Heading3"/>
+      </w:pPr>
+      <w:r>
+        <w:t>01. The ML Lifecycle: the case</w:t>
+      </w:r>
+    </w:p>
+    <w:p>
+      <w:r>
+        <w:drawing>
+          <wp:inline xmlns:a="http://schemas.openxmlformats.org/drawingml/2006/main" xmlns:pic="http://schemas.openxmlformats.org/drawingml/2006/picture">
+            <wp:extent cx="5486400" cy="2990088"/>
+            <wp:docPr id="22" name="Picture 22" descr="Follow one complete plant-classifier lifecycle without tuning on the final test. Supplied facts: Toy training leaves have widths 1 healthy, 3 healthy, 5 spotted, 7 spotted. Candidates predict spotted at width&gt;=2 or &gt;=4. All inputs and outcomes in this worked example are invented classroom data; no real model run is claimed."/>
+            <wp:cNvGraphicFramePr>
+              <a:graphicFrameLocks noChangeAspect="1"/>
+            </wp:cNvGraphicFramePr>
+            <a:graphic>
+              <a:graphicData uri="http://schemas.openxmlformats.org/drawingml/2006/picture">
+                <pic:pic>
+                  <pic:nvPicPr>
+                    <pic:cNvPr id="0" name="academy-story-ai-4-1-01.png"/>
+                    <pic:cNvPicPr/>
+                  </pic:nvPicPr>
+                  <pic:blipFill>
+                    <a:blip r:embed="rId29"/>
+                    <a:stretch>
+                      <a:fillRect/>
+                    </a:stretch>
+                  </pic:blipFill>
+                  <pic:spPr>
+                    <a:xfrm>
+                      <a:off x="0" y="0"/>
+                      <a:ext cx="5486400" cy="2990088"/>
+                    </a:xfrm>
+                    <a:prstGeom prst="rect"/>
+                  </pic:spPr>
+                </pic:pic>
+              </a:graphicData>
+            </a:graphic>
+          </wp:inline>
+        </w:drawing>
+      </w:r>
+    </w:p>
+    <w:p>
+      <w:pPr>
+        <w:spacing w:line="336" w:lineRule="auto" w:after="180"/>
+      </w:pPr>
+      <w:r>
+        <w:rPr>
+          <w:b w:val="0"/>
+        </w:rPr>
+        <w:t xml:space="preserve">Follow one complete plant-classifier lifecycle without tuning on the final test. Supplied facts: Toy </w:t>
+      </w:r>
+      <w:r>
+        <w:rPr>
+          <w:b/>
+        </w:rPr>
+        <w:t>training</w:t>
+      </w:r>
+      <w:r>
+        <w:rPr>
+          <w:b w:val="0"/>
+        </w:rPr>
+        <w:t xml:space="preserve"> leaves have widths 1 healthy, 3 healthy, 5 spotted, 7 spotted. Candidates predict spotted at width&gt;=2 or &gt;=4.</w:t>
+      </w:r>
+    </w:p>
+    <w:p>
+      <w:pPr>
+        <w:spacing w:line="336" w:lineRule="auto" w:after="180"/>
+      </w:pPr>
+      <w:r>
+        <w:rPr>
+          <w:b w:val="0"/>
+        </w:rPr>
+        <w:t xml:space="preserve">All </w:t>
+      </w:r>
+      <w:r>
+        <w:rPr>
+          <w:b/>
+        </w:rPr>
+        <w:t>input</w:t>
+      </w:r>
+      <w:r>
+        <w:rPr>
+          <w:b w:val="0"/>
+        </w:rPr>
+        <w:t>s and outcomes in this worked example are invented classroom data; no real model run is claimed.</w:t>
+      </w:r>
+    </w:p>
+    <w:p>
+      <w:pPr>
+        <w:spacing w:line="336" w:lineRule="auto" w:after="180"/>
+        <w:shd w:fill="F5F1FB"/>
+      </w:pPr>
+      <w:r>
+        <w:rPr>
+          <w:b w:val="0"/>
+        </w:rPr>
+        <w:t>Point to the given fact that matters most. Explain why it matters.</w:t>
+      </w:r>
+    </w:p>
+    <w:p>
+      <w:pPr>
+        <w:pStyle w:val="Heading3"/>
+      </w:pPr>
+      <w:r>
+        <w:t>02. Follow the deciding steps</w:t>
+      </w:r>
+    </w:p>
+    <w:p>
+      <w:r>
+        <w:drawing>
+          <wp:inline xmlns:a="http://schemas.openxmlformats.org/drawingml/2006/main" xmlns:pic="http://schemas.openxmlformats.org/drawingml/2006/picture">
+            <wp:extent cx="5486400" cy="3182112"/>
+            <wp:docPr id="23" name="Picture 23" descr="Fit using training: Cutoff 2 makes one error at width 3; cutoff 4 makes zero training errors. → Freeze candidate: Choose cutoff 4 under the stated training-error rule. → Test once: Fresh leaves width 2 healthy and 6 spotted are both predicted correctly: 2/2."/>
+            <wp:cNvGraphicFramePr>
+              <a:graphicFrameLocks noChangeAspect="1"/>
+            </wp:cNvGraphicFramePr>
+            <a:graphic>
+              <a:graphicData uri="http://schemas.openxmlformats.org/drawingml/2006/picture">
+                <pic:pic>
+                  <pic:nvPicPr>
+                    <pic:cNvPr id="0" name="academy-story-ai-4-1-02.png"/>
+                    <pic:cNvPicPr/>
+                  </pic:nvPicPr>
+                  <pic:blipFill>
+                    <a:blip r:embed="rId30"/>
+                    <a:stretch>
+                      <a:fillRect/>
+                    </a:stretch>
+                  </pic:blipFill>
+                  <pic:spPr>
+                    <a:xfrm>
+                      <a:off x="0" y="0"/>
+                      <a:ext cx="5486400" cy="3182112"/>
+                    </a:xfrm>
+                    <a:prstGeom prst="rect"/>
+                  </pic:spPr>
+                </pic:pic>
+              </a:graphicData>
+            </a:graphic>
+          </wp:inline>
+        </w:drawing>
+      </w:r>
+    </w:p>
+    <w:p>
+      <w:pPr>
+        <w:spacing w:line="336" w:lineRule="auto" w:after="180"/>
+      </w:pPr>
+      <w:r>
+        <w:rPr>
+          <w:b w:val="0"/>
+        </w:rPr>
+        <w:t xml:space="preserve">Fit using </w:t>
+      </w:r>
+      <w:r>
+        <w:rPr>
+          <w:b/>
+        </w:rPr>
+        <w:t>training</w:t>
+      </w:r>
+      <w:r>
+        <w:rPr>
+          <w:b w:val="0"/>
+        </w:rPr>
+        <w:t xml:space="preserve">: Cutoff 2 makes one error at width 3; cutoff 4 makes zero </w:t>
+      </w:r>
+      <w:r>
+        <w:rPr>
+          <w:b/>
+        </w:rPr>
+        <w:t>training</w:t>
+      </w:r>
+      <w:r>
+        <w:rPr>
+          <w:b w:val="0"/>
+        </w:rPr>
+        <w:t xml:space="preserve"> errors. → Freeze candidate: Choose cutoff 4 under the stated </w:t>
+      </w:r>
+      <w:r>
+        <w:rPr>
+          <w:b/>
+        </w:rPr>
+        <w:t>training</w:t>
+      </w:r>
+      <w:r>
+        <w:rPr>
+          <w:b w:val="0"/>
+        </w:rPr>
+        <w:t>-error rule. → Test once: Fresh leaves width 2 healthy and 6 spotted are both predicted correctly: 2/2.</w:t>
+      </w:r>
+    </w:p>
+    <w:p>
+      <w:pPr>
+        <w:spacing w:line="336" w:lineRule="auto" w:after="180"/>
+        <w:shd w:fill="F5F1FB"/>
+      </w:pPr>
+      <w:r>
+        <w:rPr>
+          <w:b w:val="0"/>
+        </w:rPr>
+        <w:t xml:space="preserve">Point to each numbered stage and explain which recorded </w:t>
+      </w:r>
+      <w:r>
+        <w:rPr>
+          <w:b/>
+        </w:rPr>
+        <w:t>input</w:t>
+      </w:r>
+      <w:r>
+        <w:rPr>
+          <w:b w:val="0"/>
+        </w:rPr>
+        <w:t xml:space="preserve"> it uses.</w:t>
+      </w:r>
+    </w:p>
+    <w:p>
+      <w:pPr>
+        <w:pStyle w:val="Heading3"/>
+      </w:pPr>
+      <w:r>
+        <w:t>03. Keep fitting and testing separate</w:t>
+      </w:r>
+    </w:p>
+    <w:p>
+      <w:r>
+        <w:drawing>
+          <wp:inline xmlns:a="http://schemas.openxmlformats.org/drawingml/2006/main" xmlns:pic="http://schemas.openxmlformats.org/drawingml/2006/picture">
+            <wp:extent cx="5486400" cy="2834640"/>
+            <wp:docPr id="24" name="Picture 24" descr="Keep fitting and testing separate. Define and split | Task and candidate rules | Training and test cards. Fit and freeze | Training labels only | Threshold 4 selected. Test and report | Two held out cards | 2 correct out of 2"/>
+            <wp:cNvGraphicFramePr>
+              <a:graphicFrameLocks noChangeAspect="1"/>
+            </wp:cNvGraphicFramePr>
+            <a:graphic>
+              <a:graphicData uri="http://schemas.openxmlformats.org/drawingml/2006/picture">
+                <pic:pic>
+                  <pic:nvPicPr>
+                    <pic:cNvPr id="0" name="academy-story-ai-4-1-03.png"/>
+                    <pic:cNvPicPr/>
+                  </pic:nvPicPr>
+                  <pic:blipFill>
+                    <a:blip r:embed="rId31"/>
+                    <a:stretch>
+                      <a:fillRect/>
+                    </a:stretch>
+                  </pic:blipFill>
+                  <pic:spPr>
+                    <a:xfrm>
+                      <a:off x="0" y="0"/>
+                      <a:ext cx="5486400" cy="2834640"/>
+                    </a:xfrm>
+                    <a:prstGeom prst="rect"/>
+                  </pic:spPr>
+                </pic:pic>
+              </a:graphicData>
+            </a:graphic>
+          </wp:inline>
+        </w:drawing>
+      </w:r>
+    </w:p>
+    <w:p>
+      <w:pPr>
+        <w:spacing w:line="336" w:lineRule="auto" w:after="180"/>
+      </w:pPr>
+      <w:r>
+        <w:rPr>
+          <w:b w:val="0"/>
+        </w:rPr>
+        <w:t xml:space="preserve">Keep </w:t>
+      </w:r>
+      <w:r>
+        <w:rPr>
+          <w:b/>
+        </w:rPr>
+        <w:t>fitting</w:t>
+      </w:r>
+      <w:r>
+        <w:rPr>
+          <w:b w:val="0"/>
+        </w:rPr>
+        <w:t xml:space="preserve"> and testing separate. Define and split | Task and candidate rules | </w:t>
+      </w:r>
+      <w:r>
+        <w:rPr>
+          <w:b/>
+        </w:rPr>
+        <w:t>Training</w:t>
+      </w:r>
+      <w:r>
+        <w:rPr>
+          <w:b w:val="0"/>
+        </w:rPr>
+        <w:t xml:space="preserve"> and test cards. Fit and freeze | </w:t>
+      </w:r>
+      <w:r>
+        <w:rPr>
+          <w:b/>
+        </w:rPr>
+        <w:t>Training</w:t>
+      </w:r>
+      <w:r>
+        <w:rPr>
+          <w:b w:val="0"/>
+        </w:rPr>
+        <w:t xml:space="preserve"> </w:t>
+      </w:r>
+      <w:r>
+        <w:rPr>
+          <w:b/>
+        </w:rPr>
+        <w:t>label</w:t>
+      </w:r>
+      <w:r>
+        <w:rPr>
+          <w:b w:val="0"/>
+        </w:rPr>
+        <w:t>s only | Threshold 4 selected. Test and report | Two held out cards | 2 correct out of 2</w:t>
+      </w:r>
+    </w:p>
+    <w:p>
+      <w:pPr>
+        <w:spacing w:line="336" w:lineRule="auto" w:after="180"/>
+        <w:shd w:fill="F5F1FB"/>
+      </w:pPr>
+      <w:r>
+        <w:rPr>
+          <w:b w:val="0"/>
+        </w:rPr>
+        <w:t xml:space="preserve">Read the </w:t>
+      </w:r>
+      <w:r>
+        <w:rPr>
+          <w:b/>
+        </w:rPr>
+        <w:t>label</w:t>
+      </w:r>
+      <w:r>
+        <w:rPr>
+          <w:b w:val="0"/>
+        </w:rPr>
+        <w:t>s and values. Explain the relationship the model shows.</w:t>
+      </w:r>
+    </w:p>
+    <w:p>
+      <w:pPr>
+        <w:pStyle w:val="Heading3"/>
+      </w:pPr>
+      <w:r>
+        <w:t>04. Change one thing. Trace what follows.</w:t>
+      </w:r>
+    </w:p>
+    <w:p>
+      <w:r>
+        <w:drawing>
+          <wp:inline xmlns:a="http://schemas.openxmlformats.org/drawingml/2006/main" xmlns:pic="http://schemas.openxmlformats.org/drawingml/2006/picture">
+            <wp:extent cx="5486400" cy="3179064"/>
+            <wp:docPr id="25" name="Picture 25" descr="Original case: Fresh leaves width 2 healthy and 6 spotted are both predicted correctly: 2/2. Changed condition: The fresh width-6 leaf is actually healthy. Expected result: The frozen model is correct on 1/2 test leaves. Reason: The supplied reference changed; moving the cutoff after seeing this test would reuse final evidence for development."/>
+            <wp:cNvGraphicFramePr>
+              <a:graphicFrameLocks noChangeAspect="1"/>
+            </wp:cNvGraphicFramePr>
+            <a:graphic>
+              <a:graphicData uri="http://schemas.openxmlformats.org/drawingml/2006/picture">
+                <pic:pic>
+                  <pic:nvPicPr>
+                    <pic:cNvPr id="0" name="academy-story-ai-4-1-04.png"/>
+                    <pic:cNvPicPr/>
+                  </pic:nvPicPr>
+                  <pic:blipFill>
+                    <a:blip r:embed="rId32"/>
+                    <a:stretch>
+                      <a:fillRect/>
+                    </a:stretch>
+                  </pic:blipFill>
+                  <pic:spPr>
+                    <a:xfrm>
+                      <a:off x="0" y="0"/>
+                      <a:ext cx="5486400" cy="3179064"/>
+                    </a:xfrm>
+                    <a:prstGeom prst="rect"/>
+                  </pic:spPr>
+                </pic:pic>
+              </a:graphicData>
+            </a:graphic>
+          </wp:inline>
+        </w:drawing>
+      </w:r>
+    </w:p>
+    <w:p>
+      <w:pPr>
+        <w:spacing w:line="336" w:lineRule="auto" w:after="180"/>
+      </w:pPr>
+      <w:r>
+        <w:rPr>
+          <w:b w:val="0"/>
+        </w:rPr>
+        <w:t>Original case: Fresh leaves width 2 healthy and 6 spotted are both predicted correctly: 2/2. Changed condition: The fresh width-6 leaf is actually healthy. Expected result: The frozen model is correct on 1/2 test leaves.</w:t>
+      </w:r>
+    </w:p>
+    <w:p>
+      <w:pPr>
+        <w:spacing w:line="336" w:lineRule="auto" w:after="180"/>
+      </w:pPr>
+      <w:r>
+        <w:rPr>
+          <w:b w:val="0"/>
+        </w:rPr>
+        <w:t xml:space="preserve">Reason: The supplied reference changed; moving the cutoff after seeing this test would reuse final </w:t>
+      </w:r>
+      <w:r>
+        <w:rPr>
+          <w:b/>
+        </w:rPr>
+        <w:t>evidence</w:t>
+      </w:r>
+      <w:r>
+        <w:rPr>
+          <w:b w:val="0"/>
+        </w:rPr>
+        <w:t xml:space="preserve"> for development.</w:t>
+      </w:r>
+    </w:p>
+    <w:p>
+      <w:pPr>
+        <w:spacing w:line="336" w:lineRule="auto" w:after="180"/>
+        <w:shd w:fill="F5F1FB"/>
+      </w:pPr>
+      <w:r>
+        <w:rPr>
+          <w:b w:val="0"/>
+        </w:rPr>
+        <w:t>Predict before checking the worked changed-case result. Name what changed and what the supplied facts allow you to conclude.</w:t>
+      </w:r>
+    </w:p>
+    <w:p>
+      <w:pPr>
+        <w:pStyle w:val="Heading3"/>
+      </w:pPr>
+      <w:r>
+        <w:t>05. Connect the explanation to its limit</w:t>
+      </w:r>
+    </w:p>
+    <w:p>
+      <w:r>
+        <w:drawing>
+          <wp:inline xmlns:a="http://schemas.openxmlformats.org/drawingml/2006/main" xmlns:pic="http://schemas.openxmlformats.org/drawingml/2006/picture">
+            <wp:extent cx="5486400" cy="2834640"/>
+            <wp:docPr id="26" name="Picture 26" descr="Read the picture in order. Fresh leaves width 2 healthy and 6 spotted are both predicted correctly: 2/2. The arrows show which recorded input or intermediate result each decision uses. Explain the deciding step aloud before checking the changed case; pointing to the final answer alone does not show how it follows. Limit: Two invented test leaves cannot establish useful real-world plant classification."/>
+            <wp:cNvGraphicFramePr>
+              <a:graphicFrameLocks noChangeAspect="1"/>
+            </wp:cNvGraphicFramePr>
+            <a:graphic>
+              <a:graphicData uri="http://schemas.openxmlformats.org/drawingml/2006/picture">
+                <pic:pic>
+                  <pic:nvPicPr>
+                    <pic:cNvPr id="0" name="academy-story-ai-4-1-05.png"/>
+                    <pic:cNvPicPr/>
+                  </pic:nvPicPr>
+                  <pic:blipFill>
+                    <a:blip r:embed="rId33"/>
+                    <a:stretch>
+                      <a:fillRect/>
+                    </a:stretch>
+                  </pic:blipFill>
+                  <pic:spPr>
+                    <a:xfrm>
+                      <a:off x="0" y="0"/>
+                      <a:ext cx="5486400" cy="2834640"/>
+                    </a:xfrm>
+                    <a:prstGeom prst="rect"/>
+                  </pic:spPr>
+                </pic:pic>
+              </a:graphicData>
+            </a:graphic>
+          </wp:inline>
+        </w:drawing>
+      </w:r>
+    </w:p>
+    <w:p>
+      <w:pPr>
+        <w:spacing w:line="336" w:lineRule="auto" w:after="180"/>
+      </w:pPr>
+      <w:r>
+        <w:rPr>
+          <w:b w:val="0"/>
+        </w:rPr>
+        <w:t xml:space="preserve">Read the picture in order. Fresh leaves width 2 healthy and 6 spotted are both predicted correctly: 2/2. The arrows show which recorded </w:t>
+      </w:r>
+      <w:r>
+        <w:rPr>
+          <w:b/>
+        </w:rPr>
+        <w:t>input</w:t>
+      </w:r>
+      <w:r>
+        <w:rPr>
+          <w:b w:val="0"/>
+        </w:rPr>
+        <w:t xml:space="preserve"> or intermediate result each decision uses.</w:t>
+      </w:r>
+    </w:p>
+    <w:p>
+      <w:pPr>
+        <w:spacing w:line="336" w:lineRule="auto" w:after="180"/>
+      </w:pPr>
+      <w:r>
+        <w:rPr>
+          <w:b w:val="0"/>
+        </w:rPr>
+        <w:t>Explain the deciding step aloud before checking the changed case; pointing to the final answer alone does not show how it follows. Limit: Two invented test leaves cannot establish useful real-world plant classification.</w:t>
+      </w:r>
+    </w:p>
+    <w:p>
+      <w:pPr>
+        <w:spacing w:line="336" w:lineRule="auto" w:after="180"/>
+        <w:shd w:fill="F5F1FB"/>
+      </w:pPr>
+      <w:r>
+        <w:rPr>
+          <w:b w:val="0"/>
+        </w:rPr>
+        <w:t>Explain the case, then point to a limit on the claim.</w:t>
+      </w:r>
+    </w:p>
+    <w:p>
+      <w:pPr>
+        <w:pStyle w:val="Heading3"/>
+      </w:pPr>
+      <w:r>
+        <w:t>06. Make the idea visible in your project</w:t>
+      </w:r>
+    </w:p>
+    <w:p>
+      <w:r>
+        <w:drawing>
+          <wp:inline xmlns:a="http://schemas.openxmlformats.org/drawingml/2006/main" xmlns:pic="http://schemas.openxmlformats.org/drawingml/2006/picture">
+            <wp:extent cx="5486400" cy="3681984"/>
+            <wp:docPr id="27" name="Picture 27" descr="For your Responsible Plant Classifier, save the input, procedure, observed result and limitation of this check. Label this worked example as practice; use a different, previously unreviewed case when checking independent understanding. Draw your input, deciding step, result and limit. Supported question: Should the team silently retune on the changed test? Point to the relevant step in the picture, then write the changed result and the rule or evidence that supports it."/>
+            <wp:cNvGraphicFramePr>
+              <a:graphicFrameLocks noChangeAspect="1"/>
+            </wp:cNvGraphicFramePr>
+            <a:graphic>
+              <a:graphicData uri="http://schemas.openxmlformats.org/drawingml/2006/picture">
+                <pic:pic>
+                  <pic:nvPicPr>
+                    <pic:cNvPr id="0" name="academy-story-ai-4-1-06.png"/>
+                    <pic:cNvPicPr/>
+                  </pic:nvPicPr>
+                  <pic:blipFill>
+                    <a:blip r:embed="rId34"/>
+                    <a:stretch>
+                      <a:fillRect/>
+                    </a:stretch>
+                  </pic:blipFill>
+                  <pic:spPr>
+                    <a:xfrm>
+                      <a:off x="0" y="0"/>
+                      <a:ext cx="5486400" cy="3681984"/>
+                    </a:xfrm>
+                    <a:prstGeom prst="rect"/>
+                  </pic:spPr>
+                </pic:pic>
+              </a:graphicData>
+            </a:graphic>
+          </wp:inline>
+        </w:drawing>
+      </w:r>
+    </w:p>
+    <w:p>
+      <w:pPr>
+        <w:spacing w:line="336" w:lineRule="auto" w:after="180"/>
+      </w:pPr>
+      <w:r>
+        <w:rPr>
+          <w:b w:val="0"/>
+        </w:rPr>
+        <w:t xml:space="preserve">For your Responsible Plant Classifier, save the </w:t>
+      </w:r>
+      <w:r>
+        <w:rPr>
+          <w:b/>
+        </w:rPr>
+        <w:t>input</w:t>
+      </w:r>
+      <w:r>
+        <w:rPr>
+          <w:b w:val="0"/>
+        </w:rPr>
+        <w:t>, procedure, observed result and limitation of this check.</w:t>
+      </w:r>
+    </w:p>
+    <w:p>
+      <w:pPr>
+        <w:spacing w:line="336" w:lineRule="auto" w:after="180"/>
+      </w:pPr>
+      <w:r>
+        <w:rPr>
+          <w:b/>
+        </w:rPr>
+        <w:t>Label</w:t>
+      </w:r>
+      <w:r>
+        <w:rPr>
+          <w:b w:val="0"/>
+        </w:rPr>
+        <w:t xml:space="preserve"> this worked example as practice; use a different, previously unreviewed case when checking independent understanding. Draw your </w:t>
+      </w:r>
+      <w:r>
+        <w:rPr>
+          <w:b/>
+        </w:rPr>
+        <w:t>input</w:t>
+      </w:r>
+      <w:r>
+        <w:rPr>
+          <w:b w:val="0"/>
+        </w:rPr>
+        <w:t>, deciding step, result and limit.</w:t>
+      </w:r>
+    </w:p>
+    <w:p>
+      <w:pPr>
+        <w:spacing w:line="336" w:lineRule="auto" w:after="180"/>
+      </w:pPr>
+      <w:r>
+        <w:rPr>
+          <w:b w:val="0"/>
+        </w:rPr>
+        <w:t xml:space="preserve">Supported question: Should the team silently retune on the changed test? Point to the relevant step in the picture, then write the changed result and the rule or </w:t>
+      </w:r>
+      <w:r>
+        <w:rPr>
+          <w:b/>
+        </w:rPr>
+        <w:t>evidence</w:t>
+      </w:r>
+      <w:r>
+        <w:rPr>
+          <w:b w:val="0"/>
+        </w:rPr>
+        <w:t xml:space="preserve"> that supports it.</w:t>
+      </w:r>
+    </w:p>
+    <w:p>
+      <w:pPr>
+        <w:spacing w:line="336" w:lineRule="auto" w:after="180"/>
+        <w:shd w:fill="F5F1FB"/>
+      </w:pPr>
+      <w:r>
+        <w:rPr>
+          <w:b w:val="0"/>
+        </w:rPr>
+        <w:t xml:space="preserve">Draw your project trace and justify the deciding step using </w:t>
+      </w:r>
+      <w:r>
+        <w:rPr>
+          <w:b/>
+        </w:rPr>
+        <w:t>evidence</w:t>
+      </w:r>
+      <w:r>
+        <w:rPr>
+          <w:b w:val="0"/>
+        </w:rPr>
+        <w:t>.</w:t>
       </w:r>
     </w:p>
     <w:sectPr>
